--- a/Interview Prep.docx
+++ b/Interview Prep.docx
@@ -1064,31 +1064,7 @@
           <w:lang w:val="en-US"/>
         </w:rPr>
         <w:lastRenderedPageBreak/>
-        <w:t>Engineered a modular Python validation engine to programmatically enforce regulatory requirements, implementing custom</w:t>
-      </w:r>
-      <w:r>
-        <w:rPr>
-          <w:rFonts w:asciiTheme="minorHAnsi" w:hAnsiTheme="minorHAnsi" w:cstheme="minorHAnsi"/>
-          <w:b/>
-          <w:bCs/>
-          <w:color w:val="auto"/>
-          <w:sz w:val="22"/>
-          <w:szCs w:val="22"/>
-          <w:lang w:val="en-US"/>
-        </w:rPr>
-        <w:t xml:space="preserve"> </w:t>
-      </w:r>
-      <w:r>
-        <w:rPr>
-          <w:rFonts w:asciiTheme="minorHAnsi" w:hAnsiTheme="minorHAnsi" w:cstheme="minorHAnsi"/>
-          <w:b/>
-          <w:bCs/>
-          <w:color w:val="auto"/>
-          <w:sz w:val="22"/>
-          <w:szCs w:val="22"/>
-          <w:lang w:val="en-US"/>
-        </w:rPr>
-        <w:t>exception handling and decorator patterns to reduce reporting errors by 24% for client regulatory compliance audits</w:t>
+        <w:t>Engineered a modular Python validation engine to programmatically enforce regulatory requirements, implementing custom exception handling and decorator patterns to reduce reporting errors by 24% for client regulatory compliance audits</w:t>
       </w:r>
     </w:p>
     <w:p>
@@ -1284,31 +1260,7 @@
           <w:szCs w:val="22"/>
           <w:lang w:val="en-US"/>
         </w:rPr>
-        <w:t>Optimized high-volume (30GB+) log-parsing utilities using Python generators and other memory-efficient data structures,</w:t>
-      </w:r>
-      <w:r>
-        <w:rPr>
-          <w:rFonts w:asciiTheme="minorHAnsi" w:hAnsiTheme="minorHAnsi" w:cstheme="minorHAnsi"/>
-          <w:b/>
-          <w:bCs/>
-          <w:color w:val="auto"/>
-          <w:sz w:val="22"/>
-          <w:szCs w:val="22"/>
-          <w:lang w:val="en-US"/>
-        </w:rPr>
-        <w:t xml:space="preserve"> </w:t>
-      </w:r>
-      <w:r>
-        <w:rPr>
-          <w:rFonts w:asciiTheme="minorHAnsi" w:hAnsiTheme="minorHAnsi" w:cstheme="minorHAnsi"/>
-          <w:b/>
-          <w:bCs/>
-          <w:color w:val="auto"/>
-          <w:sz w:val="22"/>
-          <w:szCs w:val="22"/>
-          <w:lang w:val="en-US"/>
-        </w:rPr>
-        <w:t>reducing memory footprint by 10% while eliminating ~6 hours of manual review weekly</w:t>
+        <w:t>Optimized high-volume (30GB+) log-parsing utilities using Python generators and other memory-efficient data structures, reducing memory footprint by 10% while eliminating ~6 hours of manual review weekly</w:t>
       </w:r>
     </w:p>
     <w:p>
@@ -1473,31 +1425,7 @@
           <w:szCs w:val="22"/>
           <w:lang w:val="en-US"/>
         </w:rPr>
-        <w:t>Analyzed cloud utilization patterns via AWS Cost Explorer and executed S3/EC2 rightsizing lifecycle policies, slashing the client’s</w:t>
-      </w:r>
-      <w:r>
-        <w:rPr>
-          <w:rFonts w:asciiTheme="minorHAnsi" w:hAnsiTheme="minorHAnsi" w:cstheme="minorHAnsi"/>
-          <w:b/>
-          <w:bCs/>
-          <w:color w:val="auto"/>
-          <w:sz w:val="22"/>
-          <w:szCs w:val="22"/>
-          <w:lang w:val="en-US"/>
-        </w:rPr>
-        <w:t xml:space="preserve"> </w:t>
-      </w:r>
-      <w:r>
-        <w:rPr>
-          <w:rFonts w:asciiTheme="minorHAnsi" w:hAnsiTheme="minorHAnsi" w:cstheme="minorHAnsi"/>
-          <w:b/>
-          <w:bCs/>
-          <w:color w:val="auto"/>
-          <w:sz w:val="22"/>
-          <w:szCs w:val="22"/>
-          <w:lang w:val="en-US"/>
-        </w:rPr>
-        <w:t>monthly infrastructure overhead by ~15% without impacting production performance</w:t>
+        <w:t>Analyzed cloud utilization patterns via AWS Cost Explorer and executed S3/EC2 rightsizing lifecycle policies, slashing the client’s monthly infrastructure overhead by ~15% without impacting production performance</w:t>
       </w:r>
       <w:r>
         <w:rPr>
@@ -1846,6 +1774,832 @@
         </w:rPr>
         <w:t>FastAPI is built on Pydantic, which provides automatic data validation. If an API request has a missing field, the system catches it immediately with a clear error message, preventing the model from crashing".</w:t>
       </w:r>
+    </w:p>
+    <w:p>
+      <w:pPr>
+        <w:pStyle w:val="Heading1"/>
+        <w:numPr>
+          <w:ilvl w:val="0"/>
+          <w:numId w:val="3"/>
+        </w:numPr>
+        <w:spacing w:before="0"/>
+        <w:rPr>
+          <w:rFonts w:asciiTheme="minorHAnsi" w:hAnsiTheme="minorHAnsi" w:cstheme="minorHAnsi"/>
+          <w:b/>
+          <w:bCs/>
+          <w:color w:val="auto"/>
+          <w:sz w:val="22"/>
+          <w:szCs w:val="22"/>
+          <w:lang w:val="en-US"/>
+        </w:rPr>
+      </w:pPr>
+      <w:r>
+        <w:rPr>
+          <w:rFonts w:asciiTheme="minorHAnsi" w:hAnsiTheme="minorHAnsi" w:cstheme="minorHAnsi"/>
+          <w:b/>
+          <w:bCs/>
+          <w:color w:val="auto"/>
+          <w:sz w:val="22"/>
+          <w:szCs w:val="22"/>
+          <w:lang w:val="en-US"/>
+        </w:rPr>
+        <w:t>what is the role of backend in a web application and how does it differ from frontend?</w:t>
+      </w:r>
+    </w:p>
+    <w:p>
+      <w:pPr>
+        <w:rPr>
+          <w:lang w:val="en-US"/>
+        </w:rPr>
+      </w:pPr>
+      <w:r>
+        <w:rPr>
+          <w:lang w:val="en-US"/>
+        </w:rPr>
+        <w:t>The backend is the engine under the hood. It’s the part of the application that remains invisible to the user but does all the heavy lifting.</w:t>
+      </w:r>
+      <w:r>
+        <w:rPr>
+          <w:lang w:val="en-US"/>
+        </w:rPr>
+        <w:t xml:space="preserve"> </w:t>
+      </w:r>
+      <w:r>
+        <w:rPr>
+          <w:lang w:val="en-US"/>
+        </w:rPr>
+        <w:t>It handles business logic, database management, and authentication. When you log in, the backend checks if your password is correct. When you search for a product, the backend retrieves that product from the database.</w:t>
+      </w:r>
+      <w:r>
+        <w:rPr>
+          <w:lang w:val="en-US"/>
+        </w:rPr>
+        <w:t xml:space="preserve"> </w:t>
+      </w:r>
+      <w:r>
+        <w:rPr>
+          <w:lang w:val="en-US"/>
+        </w:rPr>
+        <w:t xml:space="preserve">Languages like Python (which you use extensively), Java, or Node.js. It also involves databases like PostgreSQL or Redshift. It runs on a server (the server side) or in a serverless environment like AWS Lambda.  </w:t>
+      </w:r>
+    </w:p>
+    <w:p>
+      <w:pPr>
+        <w:rPr>
+          <w:lang w:val="en-US"/>
+        </w:rPr>
+      </w:pPr>
+      <w:r>
+        <w:rPr>
+          <w:lang w:val="en-US"/>
+        </w:rPr>
+        <w:t>The frontend is everything a user sees, clicks on, or interacts with in their browser.</w:t>
+      </w:r>
+    </w:p>
+    <w:p>
+      <w:pPr>
+        <w:rPr>
+          <w:lang w:val="en-US"/>
+        </w:rPr>
+      </w:pPr>
+      <w:r>
+        <w:rPr>
+          <w:lang w:val="en-US"/>
+        </w:rPr>
+        <w:lastRenderedPageBreak/>
+        <w:t>It handles the user interface (UI) and user experience (UX). It’s responsible for the layout, buttons, colors, and animatio</w:t>
+      </w:r>
+      <w:r>
+        <w:rPr>
+          <w:lang w:val="en-US"/>
+        </w:rPr>
+        <w:t xml:space="preserve">n. </w:t>
+      </w:r>
+      <w:r>
+        <w:rPr>
+          <w:lang w:val="en-US"/>
+        </w:rPr>
+        <w:t>Primarily HTML (structure), CSS (design), and JavaScript (interactivity).</w:t>
+      </w:r>
+      <w:r>
+        <w:rPr>
+          <w:lang w:val="en-US"/>
+        </w:rPr>
+        <w:t xml:space="preserve"> </w:t>
+      </w:r>
+      <w:r>
+        <w:rPr>
+          <w:lang w:val="en-US"/>
+        </w:rPr>
+        <w:t>It runs on the user's device (the client side), like their phone or laptop.</w:t>
+      </w:r>
+    </w:p>
+    <w:p>
+      <w:pPr>
+        <w:pStyle w:val="Heading1"/>
+        <w:numPr>
+          <w:ilvl w:val="0"/>
+          <w:numId w:val="3"/>
+        </w:numPr>
+        <w:spacing w:before="0"/>
+        <w:rPr>
+          <w:rFonts w:asciiTheme="minorHAnsi" w:hAnsiTheme="minorHAnsi" w:cstheme="minorHAnsi"/>
+          <w:b/>
+          <w:bCs/>
+          <w:color w:val="auto"/>
+          <w:sz w:val="22"/>
+          <w:szCs w:val="22"/>
+          <w:lang w:val="en-US"/>
+        </w:rPr>
+      </w:pPr>
+      <w:r>
+        <w:rPr>
+          <w:rFonts w:asciiTheme="minorHAnsi" w:hAnsiTheme="minorHAnsi" w:cstheme="minorHAnsi"/>
+          <w:b/>
+          <w:bCs/>
+          <w:color w:val="auto"/>
+          <w:sz w:val="22"/>
+          <w:szCs w:val="22"/>
+          <w:lang w:val="en-US"/>
+        </w:rPr>
+        <w:t>explain what an http request is and list the common types of methods</w:t>
+      </w:r>
+    </w:p>
+    <w:p>
+      <w:pPr>
+        <w:rPr>
+          <w:lang w:val="en-US"/>
+        </w:rPr>
+      </w:pPr>
+      <w:r>
+        <w:rPr>
+          <w:lang w:val="en-US"/>
+        </w:rPr>
+        <w:t>An HTTP request (Hypertext Transfer Protocol) is essentially a message sent from a client (like your web browser or the VS Code extension in your ARM project) to a server. It’s the standard way computers "talk" to each other over the web to ask for data or trigger actions.</w:t>
+      </w:r>
+    </w:p>
+    <w:p>
+      <w:pPr>
+        <w:rPr>
+          <w:lang w:val="en-US"/>
+        </w:rPr>
+      </w:pPr>
+      <w:r>
+        <w:rPr>
+          <w:lang w:val="en-US"/>
+        </w:rPr>
+        <w:t>A Method: What the client wants to do (e.g., Get data vs. Send data).</w:t>
+      </w:r>
+    </w:p>
+    <w:p>
+      <w:pPr>
+        <w:rPr>
+          <w:lang w:val="en-US"/>
+        </w:rPr>
+      </w:pPr>
+      <w:r>
+        <w:rPr>
+          <w:lang w:val="en-US"/>
+        </w:rPr>
+        <w:t>A URL (Address): Where the request is going.</w:t>
+      </w:r>
+    </w:p>
+    <w:p>
+      <w:pPr>
+        <w:rPr>
+          <w:lang w:val="en-US"/>
+        </w:rPr>
+      </w:pPr>
+      <w:r>
+        <w:rPr>
+          <w:lang w:val="en-US"/>
+        </w:rPr>
+        <w:t>Headers: Metadata about the request (e.g., "I'm sending JSON data").</w:t>
+      </w:r>
+    </w:p>
+    <w:p>
+      <w:pPr>
+        <w:rPr>
+          <w:lang w:val="en-US"/>
+        </w:rPr>
+      </w:pPr>
+      <w:r>
+        <w:rPr>
+          <w:lang w:val="en-US"/>
+        </w:rPr>
+        <w:t>Body: The actual content (used when sending data to the server).</w:t>
+      </w:r>
+    </w:p>
+    <w:p>
+      <w:pPr>
+        <w:pStyle w:val="ListParagraph"/>
+        <w:numPr>
+          <w:ilvl w:val="0"/>
+          <w:numId w:val="5"/>
+        </w:numPr>
+        <w:rPr>
+          <w:lang w:val="en-US"/>
+        </w:rPr>
+      </w:pPr>
+      <w:r>
+        <w:rPr>
+          <w:lang w:val="en-US"/>
+        </w:rPr>
+        <w:t>GET (Read)</w:t>
+      </w:r>
+    </w:p>
+    <w:p>
+      <w:pPr>
+        <w:pStyle w:val="ListParagraph"/>
+        <w:ind w:left="0"/>
+        <w:rPr>
+          <w:lang w:val="en-US"/>
+        </w:rPr>
+      </w:pPr>
+      <w:r>
+        <w:rPr>
+          <w:lang w:val="en-US"/>
+        </w:rPr>
+        <w:t>To retrieve data from a server</w:t>
+      </w:r>
+      <w:r>
+        <w:rPr>
+          <w:lang w:val="en-US"/>
+        </w:rPr>
+        <w:t>. It</w:t>
+      </w:r>
+      <w:r>
+        <w:rPr>
+          <w:lang w:val="en-US"/>
+        </w:rPr>
+        <w:t xml:space="preserve"> should never change the data on the server; it’s a "read-only" operation.</w:t>
+      </w:r>
+      <w:r>
+        <w:rPr>
+          <w:lang w:val="en-US"/>
+        </w:rPr>
+        <w:t xml:space="preserve"> </w:t>
+      </w:r>
+      <w:r>
+        <w:rPr>
+          <w:lang w:val="en-US"/>
+        </w:rPr>
+        <w:t xml:space="preserve">When your dashboard requests the latest real-time KPIs to display to executives.  </w:t>
+      </w:r>
+    </w:p>
+    <w:p>
+      <w:pPr>
+        <w:pStyle w:val="ListParagraph"/>
+        <w:numPr>
+          <w:ilvl w:val="0"/>
+          <w:numId w:val="5"/>
+        </w:numPr>
+        <w:rPr>
+          <w:lang w:val="en-US"/>
+        </w:rPr>
+      </w:pPr>
+      <w:r>
+        <w:rPr>
+          <w:lang w:val="en-US"/>
+        </w:rPr>
+        <w:t>POST (Create)</w:t>
+      </w:r>
+    </w:p>
+    <w:p>
+      <w:pPr>
+        <w:pStyle w:val="ListParagraph"/>
+        <w:ind w:left="0"/>
+        <w:rPr>
+          <w:lang w:val="en-US"/>
+        </w:rPr>
+      </w:pPr>
+      <w:r>
+        <w:rPr>
+          <w:lang w:val="en-US"/>
+        </w:rPr>
+        <w:t xml:space="preserve">To send new data to the server to create a resource. In your Scalable ML Pipeline, you likely use a POST request to send user data (like Census info) to the model for a prediction.  </w:t>
+      </w:r>
+    </w:p>
+    <w:p>
+      <w:pPr>
+        <w:pStyle w:val="ListParagraph"/>
+        <w:numPr>
+          <w:ilvl w:val="0"/>
+          <w:numId w:val="5"/>
+        </w:numPr>
+        <w:rPr>
+          <w:lang w:val="en-US"/>
+        </w:rPr>
+      </w:pPr>
+      <w:r>
+        <w:rPr>
+          <w:lang w:val="en-US"/>
+        </w:rPr>
+        <w:t>PUT (Update/Replace)</w:t>
+      </w:r>
+    </w:p>
+    <w:p>
+      <w:pPr>
+        <w:pStyle w:val="ListParagraph"/>
+        <w:ind w:left="0"/>
+        <w:rPr>
+          <w:lang w:val="en-US"/>
+        </w:rPr>
+      </w:pPr>
+      <w:r>
+        <w:rPr>
+          <w:lang w:val="en-US"/>
+        </w:rPr>
+        <w:t>To update an existing resource or create it if it doesn't exist.</w:t>
+      </w:r>
+      <w:r>
+        <w:rPr>
+          <w:lang w:val="en-US"/>
+        </w:rPr>
+        <w:t xml:space="preserve"> Like </w:t>
+      </w:r>
+      <w:r>
+        <w:rPr>
+          <w:lang w:val="en-US"/>
+        </w:rPr>
+        <w:t xml:space="preserve">Replacing an entire old file with </w:t>
+      </w:r>
+      <w:proofErr w:type="gramStart"/>
+      <w:r>
+        <w:rPr>
+          <w:lang w:val="en-US"/>
+        </w:rPr>
+        <w:t>a</w:t>
+      </w:r>
+      <w:proofErr w:type="gramEnd"/>
+      <w:r>
+        <w:rPr>
+          <w:lang w:val="en-US"/>
+        </w:rPr>
+        <w:t xml:space="preserve"> updated version. It typically replaces the entire resource with the new data provided.</w:t>
+      </w:r>
+    </w:p>
+    <w:p>
+      <w:pPr>
+        <w:pStyle w:val="ListParagraph"/>
+        <w:numPr>
+          <w:ilvl w:val="0"/>
+          <w:numId w:val="5"/>
+        </w:numPr>
+        <w:rPr>
+          <w:lang w:val="en-US"/>
+        </w:rPr>
+      </w:pPr>
+      <w:r>
+        <w:rPr>
+          <w:lang w:val="en-US"/>
+        </w:rPr>
+        <w:t>PATCH (Partial Update)</w:t>
+      </w:r>
+    </w:p>
+    <w:p>
+      <w:pPr>
+        <w:pStyle w:val="ListParagraph"/>
+        <w:ind w:left="0"/>
+        <w:rPr>
+          <w:lang w:val="en-US"/>
+        </w:rPr>
+      </w:pPr>
+      <w:r>
+        <w:rPr>
+          <w:lang w:val="en-US"/>
+        </w:rPr>
+        <w:t>To modify a specific part of an existing resource.</w:t>
+      </w:r>
+      <w:r>
+        <w:rPr>
+          <w:lang w:val="en-US"/>
+        </w:rPr>
+        <w:t xml:space="preserve"> Like </w:t>
+      </w:r>
+      <w:r>
+        <w:rPr>
+          <w:lang w:val="en-US"/>
+        </w:rPr>
+        <w:t xml:space="preserve">Fixing a typo on one page of a book rather than replacing the whole book. In your ARM project, a PATCH might be used to update the "status" of a file-system operation without changing the rest of the file data.  </w:t>
+      </w:r>
+    </w:p>
+    <w:p>
+      <w:pPr>
+        <w:pStyle w:val="ListParagraph"/>
+        <w:numPr>
+          <w:ilvl w:val="0"/>
+          <w:numId w:val="5"/>
+        </w:numPr>
+        <w:rPr>
+          <w:lang w:val="en-US"/>
+        </w:rPr>
+      </w:pPr>
+      <w:r>
+        <w:rPr>
+          <w:lang w:val="en-US"/>
+        </w:rPr>
+        <w:t>DELETE (Remove)</w:t>
+      </w:r>
+    </w:p>
+    <w:p>
+      <w:pPr>
+        <w:pStyle w:val="ListParagraph"/>
+        <w:ind w:left="0"/>
+        <w:rPr>
+          <w:lang w:val="en-US"/>
+        </w:rPr>
+      </w:pPr>
+      <w:r>
+        <w:rPr>
+          <w:lang w:val="en-US"/>
+        </w:rPr>
+        <w:t>To remove a specific resource from the server. Throwing a document into the shredder. Deleting an old cloud utilization report from an S3 bucket.</w:t>
+      </w:r>
+    </w:p>
+    <w:p>
+      <w:pPr>
+        <w:pStyle w:val="ListParagraph"/>
+        <w:ind w:left="0"/>
+        <w:rPr>
+          <w:lang w:val="en-US"/>
+        </w:rPr>
+      </w:pPr>
+    </w:p>
+    <w:p>
+      <w:pPr>
+        <w:pStyle w:val="Heading1"/>
+        <w:numPr>
+          <w:ilvl w:val="0"/>
+          <w:numId w:val="3"/>
+        </w:numPr>
+        <w:spacing w:before="0"/>
+        <w:rPr>
+          <w:rFonts w:asciiTheme="minorHAnsi" w:hAnsiTheme="minorHAnsi" w:cstheme="minorHAnsi"/>
+          <w:b/>
+          <w:bCs/>
+          <w:color w:val="auto"/>
+          <w:sz w:val="22"/>
+          <w:szCs w:val="22"/>
+          <w:lang w:val="en-US"/>
+        </w:rPr>
+      </w:pPr>
+      <w:r>
+        <w:rPr>
+          <w:rFonts w:asciiTheme="minorHAnsi" w:hAnsiTheme="minorHAnsi" w:cstheme="minorHAnsi"/>
+          <w:b/>
+          <w:bCs/>
+          <w:color w:val="auto"/>
+          <w:sz w:val="22"/>
+          <w:szCs w:val="22"/>
+          <w:lang w:val="en-US"/>
+        </w:rPr>
+        <w:t xml:space="preserve">what is a server and how does it handle client </w:t>
+      </w:r>
+      <w:proofErr w:type="gramStart"/>
+      <w:r>
+        <w:rPr>
+          <w:rFonts w:asciiTheme="minorHAnsi" w:hAnsiTheme="minorHAnsi" w:cstheme="minorHAnsi"/>
+          <w:b/>
+          <w:bCs/>
+          <w:color w:val="auto"/>
+          <w:sz w:val="22"/>
+          <w:szCs w:val="22"/>
+          <w:lang w:val="en-US"/>
+        </w:rPr>
+        <w:t>request</w:t>
+      </w:r>
+      <w:proofErr w:type="gramEnd"/>
+    </w:p>
+    <w:p>
+      <w:pPr>
+        <w:pStyle w:val="ListParagraph"/>
+        <w:ind w:left="0"/>
+        <w:rPr>
+          <w:lang w:val="en-US"/>
+        </w:rPr>
+      </w:pPr>
+      <w:r>
+        <w:rPr>
+          <w:lang w:val="en-US"/>
+        </w:rPr>
+        <w:t>At its simplest, a server is a powerful computer or a software program that provides a service to other computers, known as clients, over a network. While a client (like your laptop or phone) is built for human interaction, a server is built to "serve" data, handle complex logic, and stay powered on 24/7.</w:t>
+      </w:r>
+    </w:p>
+    <w:p>
+      <w:pPr>
+        <w:rPr>
+          <w:lang w:val="en-US"/>
+        </w:rPr>
+      </w:pPr>
+      <w:r>
+        <w:rPr>
+          <w:lang w:val="en-US"/>
+        </w:rPr>
+        <w:t xml:space="preserve">When you build a backend using FastAPI or architect workflows on AWS, you are essentially defining the "brain" of the server. Here is the step-by-step process of how a request is handled:  </w:t>
+      </w:r>
+    </w:p>
+    <w:p>
+      <w:pPr>
+        <w:rPr>
+          <w:lang w:val="en-US"/>
+        </w:rPr>
+      </w:pPr>
+      <w:r>
+        <w:rPr>
+          <w:lang w:val="en-US"/>
+        </w:rPr>
+        <w:t xml:space="preserve">The server sits in a "listening" state on a specific port (like port 80 for HTTP or 443 for HTTPS). When a client sends an HTTP request (like a POST request to your ML model), the server’s network interface receives the data packets.  </w:t>
+      </w:r>
+    </w:p>
+    <w:p>
+      <w:pPr>
+        <w:rPr>
+          <w:lang w:val="en-US"/>
+        </w:rPr>
+      </w:pPr>
+      <w:r>
+        <w:rPr>
+          <w:lang w:val="en-US"/>
+        </w:rPr>
+        <w:lastRenderedPageBreak/>
+        <w:t xml:space="preserve">The server looks at the URL and the HTTP Method. In your FastAPI projects, this is where the code decides which function to run. For example, a request to /predict is "routed" to your machine learning logic, while a request to /status might just check if the server is healthy. </w:t>
+      </w:r>
+    </w:p>
+    <w:p>
+      <w:pPr>
+        <w:rPr>
+          <w:lang w:val="en-US"/>
+        </w:rPr>
+      </w:pPr>
+      <w:r>
+        <w:rPr>
+          <w:lang w:val="en-US"/>
+        </w:rPr>
+        <w:t xml:space="preserve">The server checks if the client is allowed to make this request. The server might query a database, like the Amazon Redshift clusters you managed, to find the necessary information.  In your research, this is where the Physics-Informed Neural Network (PINN) would actually process the environmental data to generate a forecast.  </w:t>
+      </w:r>
+      <w:r>
+        <w:rPr>
+          <w:lang w:val="en-US"/>
+        </w:rPr>
+        <w:t xml:space="preserve">Once </w:t>
+      </w:r>
+      <w:r>
+        <w:rPr>
+          <w:lang w:val="en-US"/>
+        </w:rPr>
+        <w:t xml:space="preserve">the work is done, the server packages the result into an HTTP Response. </w:t>
+      </w:r>
+    </w:p>
+    <w:p>
+      <w:pPr>
+        <w:rPr>
+          <w:lang w:val="en-US"/>
+        </w:rPr>
+      </w:pPr>
+      <w:r>
+        <w:rPr>
+          <w:lang w:val="en-US"/>
+        </w:rPr>
+        <w:t>This usually includes:</w:t>
+      </w:r>
+      <w:r>
+        <w:rPr>
+          <w:lang w:val="en-US"/>
+        </w:rPr>
+        <w:t xml:space="preserve"> </w:t>
+      </w:r>
+      <w:r>
+        <w:rPr>
+          <w:lang w:val="en-US"/>
+        </w:rPr>
+        <w:t>Status Code: (e.g., 200 OK for success, or 404 Not Found).</w:t>
+      </w:r>
+      <w:r>
+        <w:rPr>
+          <w:lang w:val="en-US"/>
+        </w:rPr>
+        <w:t xml:space="preserve"> </w:t>
+      </w:r>
+      <w:r>
+        <w:rPr>
+          <w:lang w:val="en-US"/>
+        </w:rPr>
+        <w:t>Headers: Information about the data format (usually application/json</w:t>
+      </w:r>
+      <w:proofErr w:type="gramStart"/>
+      <w:r>
+        <w:rPr>
+          <w:lang w:val="en-US"/>
+        </w:rPr>
+        <w:t>).Body</w:t>
+      </w:r>
+      <w:proofErr w:type="gramEnd"/>
+      <w:r>
+        <w:rPr>
+          <w:lang w:val="en-US"/>
+        </w:rPr>
+        <w:t>: The actual answer, such as the air quality prediction or the results of a log-parsing task.  5. Sending and Closing</w:t>
+      </w:r>
+    </w:p>
+    <w:p>
+      <w:pPr>
+        <w:pStyle w:val="ListParagraph"/>
+        <w:ind w:left="0"/>
+        <w:rPr>
+          <w:lang w:val="en-US"/>
+        </w:rPr>
+      </w:pPr>
+      <w:r>
+        <w:rPr>
+          <w:lang w:val="en-US"/>
+        </w:rPr>
+        <w:t>The server sends the response back over the network to the client's IP address. Once the client receives it, the connection is either closed or kept open for future requests (keep-alive).</w:t>
+      </w:r>
+    </w:p>
+    <w:p>
+      <w:pPr>
+        <w:pStyle w:val="ListParagraph"/>
+        <w:ind w:left="0"/>
+        <w:rPr>
+          <w:lang w:val="en-US"/>
+        </w:rPr>
+      </w:pPr>
+    </w:p>
+    <w:p>
+      <w:pPr>
+        <w:pStyle w:val="Heading1"/>
+        <w:numPr>
+          <w:ilvl w:val="0"/>
+          <w:numId w:val="3"/>
+        </w:numPr>
+        <w:spacing w:before="0"/>
+        <w:rPr>
+          <w:rFonts w:asciiTheme="minorHAnsi" w:hAnsiTheme="minorHAnsi" w:cstheme="minorHAnsi"/>
+          <w:b/>
+          <w:bCs/>
+          <w:color w:val="auto"/>
+          <w:sz w:val="22"/>
+          <w:szCs w:val="22"/>
+          <w:lang w:val="en-US"/>
+        </w:rPr>
+      </w:pPr>
+      <w:r>
+        <w:rPr>
+          <w:rFonts w:asciiTheme="minorHAnsi" w:hAnsiTheme="minorHAnsi" w:cstheme="minorHAnsi"/>
+          <w:b/>
+          <w:bCs/>
+          <w:color w:val="auto"/>
+          <w:sz w:val="22"/>
+          <w:szCs w:val="22"/>
+          <w:lang w:val="en-US"/>
+        </w:rPr>
+        <w:t>what is difference between a relational db and non relational db</w:t>
+      </w:r>
+    </w:p>
+    <w:p>
+      <w:pPr>
+        <w:rPr>
+          <w:lang w:val="en-US"/>
+        </w:rPr>
+      </w:pPr>
+      <w:r>
+        <w:rPr>
+          <w:lang w:val="en-US"/>
+        </w:rPr>
+        <w:t>Relational databases are like a pre-formatted spreadsheet. Data is organized into tables with fixed rows and columns. They rely on a strict schema (a blueprint) that defines exactly what kind of data goes where.</w:t>
+      </w:r>
+    </w:p>
+    <w:p>
+      <w:pPr>
+        <w:rPr>
+          <w:lang w:val="en-US"/>
+        </w:rPr>
+      </w:pPr>
+      <w:r>
+        <w:rPr>
+          <w:lang w:val="en-US"/>
+        </w:rPr>
+        <w:t>Data is stored in tables that are linked together using Primary and Foreign keys.</w:t>
+      </w:r>
+    </w:p>
+    <w:p>
+      <w:pPr>
+        <w:rPr>
+          <w:lang w:val="en-US"/>
+        </w:rPr>
+      </w:pPr>
+      <w:r>
+        <w:rPr>
+          <w:lang w:val="en-US"/>
+        </w:rPr>
+        <w:t>Usually scaled vertically (adding more power like CPU/RAM to a single server).</w:t>
+      </w:r>
+    </w:p>
+    <w:p>
+      <w:pPr>
+        <w:rPr>
+          <w:lang w:val="en-US"/>
+        </w:rPr>
+      </w:pPr>
+      <w:r>
+        <w:rPr>
+          <w:lang w:val="en-US"/>
+        </w:rPr>
+        <w:t>They are excellent for complex queries and ensuring ACID compliance (Atomicity, Consistency, Isolation, Durability), which guarantees that transactions are processed reliably.</w:t>
+      </w:r>
+    </w:p>
+    <w:p>
+      <w:pPr>
+        <w:rPr>
+          <w:lang w:val="en-US"/>
+        </w:rPr>
+      </w:pPr>
+      <w:r>
+        <w:rPr>
+          <w:lang w:val="en-US"/>
+        </w:rPr>
+        <w:t xml:space="preserve">Examples from your work: PostgreSQL, Amazon Redshift, and Snowflake. You used these to implement Dimensional Modeling (Star Schema) for structured analytics. </w:t>
+      </w:r>
+    </w:p>
+    <w:p>
+      <w:pPr>
+        <w:rPr>
+          <w:lang w:val="en-US"/>
+        </w:rPr>
+      </w:pPr>
+      <w:r>
+        <w:rPr>
+          <w:lang w:val="en-US"/>
+        </w:rPr>
+        <w:t>Non-Relational databases are more like a folder of documents. They don't require a fixed schema and can store data in various formats like Documents (JSON), Key-Value pairs, Graphs, or Wide-columns.</w:t>
+      </w:r>
+    </w:p>
+    <w:p>
+      <w:pPr>
+        <w:rPr>
+          <w:lang w:val="en-US"/>
+        </w:rPr>
+      </w:pPr>
+      <w:r>
+        <w:rPr>
+          <w:lang w:val="en-US"/>
+        </w:rPr>
+        <w:t>Dynamic and flexible. You can add new fields to a "record" without updating every other record in the database.</w:t>
+      </w:r>
+    </w:p>
+    <w:p>
+      <w:pPr>
+        <w:rPr>
+          <w:lang w:val="en-US"/>
+        </w:rPr>
+      </w:pPr>
+      <w:r>
+        <w:rPr>
+          <w:lang w:val="en-US"/>
+        </w:rPr>
+        <w:t>Designed to scale horizontally (adding more servers to a cluster), making them ideal for massive amounts of unstructured data.</w:t>
+      </w:r>
+    </w:p>
+    <w:p>
+      <w:pPr>
+        <w:rPr>
+          <w:lang w:val="en-US"/>
+        </w:rPr>
+      </w:pPr>
+      <w:r>
+        <w:rPr>
+          <w:lang w:val="en-US"/>
+        </w:rPr>
+        <w:t>Speed and flexibility. They handle high-velocity data and varied data types (like logs or social media feeds) very well.</w:t>
+      </w:r>
+    </w:p>
+    <w:p>
+      <w:pPr>
+        <w:rPr>
+          <w:lang w:val="en-US"/>
+        </w:rPr>
+      </w:pPr>
+      <w:r>
+        <w:rPr>
+          <w:lang w:val="en-US"/>
+        </w:rPr>
+        <w:t>Examples from your work: Elasticsearch and ChromaDB. You used Elasticsearch to analyze unstructured deployment logs and network telemetry.</w:t>
+      </w:r>
+    </w:p>
+    <w:p>
+      <w:pPr>
+        <w:rPr>
+          <w:lang w:val="en-US"/>
+        </w:rPr>
+      </w:pPr>
+    </w:p>
+    <w:p>
+      <w:pPr>
+        <w:rPr>
+          <w:lang w:val="en-US"/>
+        </w:rPr>
+      </w:pPr>
     </w:p>
     <w:sectPr>
       <w:pgSz w:w="11906" w:h="16838"/>
@@ -2215,6 +2969,95 @@
       </w:pPr>
     </w:lvl>
   </w:abstractNum>
+  <w:abstractNum w:abstractNumId="4" w15:restartNumberingAfterBreak="0">
+    <w:nsid w:val="76C64955"/>
+    <w:multiLevelType w:val="hybridMultilevel"/>
+    <w:tmpl w:val="BA3AEC46"/>
+    <w:lvl w:ilvl="0" w:tplc="4009000F">
+      <w:start w:val="1"/>
+      <w:numFmt w:val="decimal"/>
+      <w:lvlText w:val="%1."/>
+      <w:lvlJc w:val="left"/>
+      <w:pPr>
+        <w:ind w:left="360" w:hanging="360"/>
+      </w:pPr>
+      <w:rPr>
+        <w:rFonts w:hint="default"/>
+      </w:rPr>
+    </w:lvl>
+    <w:lvl w:ilvl="1" w:tplc="40090019" w:tentative="1">
+      <w:start w:val="1"/>
+      <w:numFmt w:val="lowerLetter"/>
+      <w:lvlText w:val="%2."/>
+      <w:lvlJc w:val="left"/>
+      <w:pPr>
+        <w:ind w:left="1080" w:hanging="360"/>
+      </w:pPr>
+    </w:lvl>
+    <w:lvl w:ilvl="2" w:tplc="4009001B" w:tentative="1">
+      <w:start w:val="1"/>
+      <w:numFmt w:val="lowerRoman"/>
+      <w:lvlText w:val="%3."/>
+      <w:lvlJc w:val="right"/>
+      <w:pPr>
+        <w:ind w:left="1800" w:hanging="180"/>
+      </w:pPr>
+    </w:lvl>
+    <w:lvl w:ilvl="3" w:tplc="4009000F" w:tentative="1">
+      <w:start w:val="1"/>
+      <w:numFmt w:val="decimal"/>
+      <w:lvlText w:val="%4."/>
+      <w:lvlJc w:val="left"/>
+      <w:pPr>
+        <w:ind w:left="2520" w:hanging="360"/>
+      </w:pPr>
+    </w:lvl>
+    <w:lvl w:ilvl="4" w:tplc="40090019" w:tentative="1">
+      <w:start w:val="1"/>
+      <w:numFmt w:val="lowerLetter"/>
+      <w:lvlText w:val="%5."/>
+      <w:lvlJc w:val="left"/>
+      <w:pPr>
+        <w:ind w:left="3240" w:hanging="360"/>
+      </w:pPr>
+    </w:lvl>
+    <w:lvl w:ilvl="5" w:tplc="4009001B" w:tentative="1">
+      <w:start w:val="1"/>
+      <w:numFmt w:val="lowerRoman"/>
+      <w:lvlText w:val="%6."/>
+      <w:lvlJc w:val="right"/>
+      <w:pPr>
+        <w:ind w:left="3960" w:hanging="180"/>
+      </w:pPr>
+    </w:lvl>
+    <w:lvl w:ilvl="6" w:tplc="4009000F" w:tentative="1">
+      <w:start w:val="1"/>
+      <w:numFmt w:val="decimal"/>
+      <w:lvlText w:val="%7."/>
+      <w:lvlJc w:val="left"/>
+      <w:pPr>
+        <w:ind w:left="4680" w:hanging="360"/>
+      </w:pPr>
+    </w:lvl>
+    <w:lvl w:ilvl="7" w:tplc="40090019" w:tentative="1">
+      <w:start w:val="1"/>
+      <w:numFmt w:val="lowerLetter"/>
+      <w:lvlText w:val="%8."/>
+      <w:lvlJc w:val="left"/>
+      <w:pPr>
+        <w:ind w:left="5400" w:hanging="360"/>
+      </w:pPr>
+    </w:lvl>
+    <w:lvl w:ilvl="8" w:tplc="4009001B" w:tentative="1">
+      <w:start w:val="1"/>
+      <w:numFmt w:val="lowerRoman"/>
+      <w:lvlText w:val="%9."/>
+      <w:lvlJc w:val="right"/>
+      <w:pPr>
+        <w:ind w:left="6120" w:hanging="180"/>
+      </w:pPr>
+    </w:lvl>
+  </w:abstractNum>
   <w:num w:numId="1">
     <w:abstractNumId w:val="0"/>
   </w:num>
@@ -2226,6 +3069,9 @@
   </w:num>
   <w:num w:numId="4">
     <w:abstractNumId w:val="3"/>
+  </w:num>
+  <w:num w:numId="5">
+    <w:abstractNumId w:val="4"/>
   </w:num>
 </w:numbering>
 </file>
@@ -2650,6 +3496,29 @@
       <w:szCs w:val="32"/>
     </w:rPr>
   </w:style>
+  <w:style w:type="paragraph" w:styleId="Heading4">
+    <w:name w:val="heading 4"/>
+    <w:basedOn w:val="Normal"/>
+    <w:next w:val="Normal"/>
+    <w:link w:val="Heading4Char"/>
+    <w:uiPriority w:val="9"/>
+    <w:semiHidden/>
+    <w:unhideWhenUsed/>
+    <w:qFormat/>
+    <w:rsid w:val="00F30824"/>
+    <w:pPr>
+      <w:keepNext/>
+      <w:keepLines/>
+      <w:spacing w:before="40" w:after="0"/>
+      <w:outlineLvl w:val="3"/>
+    </w:pPr>
+    <w:rPr>
+      <w:rFonts w:asciiTheme="majorHAnsi" w:eastAsiaTheme="majorEastAsia" w:hAnsiTheme="majorHAnsi" w:cstheme="majorBidi"/>
+      <w:i/>
+      <w:iCs/>
+      <w:color w:val="365F91" w:themeColor="accent1" w:themeShade="BF"/>
+    </w:rPr>
+  </w:style>
   <w:style w:type="character" w:default="1" w:styleId="DefaultParagraphFont">
     <w:name w:val="Default Paragraph Font"/>
     <w:uiPriority w:val="1"/>
@@ -2699,6 +3568,20 @@
       <w:color w:val="365F91" w:themeColor="accent1" w:themeShade="BF"/>
       <w:sz w:val="32"/>
       <w:szCs w:val="32"/>
+    </w:rPr>
+  </w:style>
+  <w:style w:type="character" w:customStyle="1" w:styleId="Heading4Char">
+    <w:name w:val="Heading 4 Char"/>
+    <w:basedOn w:val="DefaultParagraphFont"/>
+    <w:link w:val="Heading4"/>
+    <w:uiPriority w:val="9"/>
+    <w:semiHidden/>
+    <w:rsid w:val="00F30824"/>
+    <w:rPr>
+      <w:rFonts w:asciiTheme="majorHAnsi" w:eastAsiaTheme="majorEastAsia" w:hAnsiTheme="majorHAnsi" w:cstheme="majorBidi"/>
+      <w:i/>
+      <w:iCs/>
+      <w:color w:val="365F91" w:themeColor="accent1" w:themeShade="BF"/>
     </w:rPr>
   </w:style>
 </w:styles>

--- a/Interview Prep.docx
+++ b/Interview Prep.docx
@@ -2589,17 +2589,1656 @@
     </w:p>
     <w:p>
       <w:pPr>
-        <w:rPr>
-          <w:lang w:val="en-US"/>
-        </w:rPr>
-      </w:pPr>
-    </w:p>
-    <w:p>
-      <w:pPr>
-        <w:rPr>
-          <w:lang w:val="en-US"/>
-        </w:rPr>
-      </w:pPr>
+        <w:pStyle w:val="Heading1"/>
+        <w:numPr>
+          <w:ilvl w:val="0"/>
+          <w:numId w:val="3"/>
+        </w:numPr>
+        <w:spacing w:before="0"/>
+        <w:rPr>
+          <w:rFonts w:asciiTheme="minorHAnsi" w:hAnsiTheme="minorHAnsi" w:cstheme="minorHAnsi"/>
+          <w:b/>
+          <w:bCs/>
+          <w:color w:val="auto"/>
+          <w:sz w:val="22"/>
+          <w:szCs w:val="22"/>
+          <w:lang w:val="en-US"/>
+        </w:rPr>
+      </w:pPr>
+      <w:r>
+        <w:rPr>
+          <w:rFonts w:asciiTheme="minorHAnsi" w:hAnsiTheme="minorHAnsi" w:cstheme="minorHAnsi"/>
+          <w:b/>
+          <w:bCs/>
+          <w:color w:val="auto"/>
+          <w:sz w:val="22"/>
+          <w:szCs w:val="22"/>
+          <w:lang w:val="en-US"/>
+        </w:rPr>
+        <w:lastRenderedPageBreak/>
+        <w:t>Why is Python preferred for AI?</w:t>
+      </w:r>
+    </w:p>
+    <w:p>
+      <w:pPr>
+        <w:rPr>
+          <w:lang w:val="en-US"/>
+        </w:rPr>
+      </w:pPr>
+      <w:r>
+        <w:rPr>
+          <w:lang w:val="en-US"/>
+        </w:rPr>
+        <w:t>Python is a high-level, interpreted programming language which is known for its simple and readable syntax. It allows developers to focus on problem-solving with powerful AI and ML libraries such as NumPy, Pandas, TensorFlow, and PyTorch. Python supports rapid prototyping, which is crucial in AI experimentation. Due to strong community support, Python is continuously evolving in the AI ecosystem.</w:t>
+      </w:r>
+    </w:p>
+    <w:p>
+      <w:pPr>
+        <w:pStyle w:val="Heading1"/>
+        <w:numPr>
+          <w:ilvl w:val="0"/>
+          <w:numId w:val="3"/>
+        </w:numPr>
+        <w:spacing w:before="0"/>
+        <w:rPr>
+          <w:rFonts w:asciiTheme="minorHAnsi" w:hAnsiTheme="minorHAnsi" w:cstheme="minorHAnsi"/>
+          <w:b/>
+          <w:bCs/>
+          <w:color w:val="auto"/>
+          <w:sz w:val="22"/>
+          <w:szCs w:val="22"/>
+          <w:lang w:val="en-US"/>
+        </w:rPr>
+      </w:pPr>
+      <w:r>
+        <w:rPr>
+          <w:rFonts w:asciiTheme="minorHAnsi" w:hAnsiTheme="minorHAnsi" w:cstheme="minorHAnsi"/>
+          <w:b/>
+          <w:bCs/>
+          <w:color w:val="auto"/>
+          <w:sz w:val="22"/>
+          <w:szCs w:val="22"/>
+          <w:lang w:val="en-US"/>
+        </w:rPr>
+        <w:t>How is Python used in building AI models?</w:t>
+      </w:r>
+    </w:p>
+    <w:p>
+      <w:pPr>
+        <w:rPr>
+          <w:lang w:val="en-US"/>
+        </w:rPr>
+      </w:pPr>
+      <w:r>
+        <w:rPr>
+          <w:lang w:val="en-US"/>
+        </w:rPr>
+        <w:t>Python is used in building AI models which include:</w:t>
+      </w:r>
+      <w:r>
+        <w:rPr>
+          <w:lang w:val="en-US"/>
+        </w:rPr>
+        <w:t xml:space="preserve"> </w:t>
+      </w:r>
+      <w:r>
+        <w:rPr>
+          <w:lang w:val="en-US"/>
+        </w:rPr>
+        <w:t>Data preprocessing,</w:t>
+      </w:r>
+      <w:r>
+        <w:rPr>
+          <w:lang w:val="en-US"/>
+        </w:rPr>
+        <w:t xml:space="preserve"> </w:t>
+      </w:r>
+      <w:r>
+        <w:rPr>
+          <w:lang w:val="en-US"/>
+        </w:rPr>
+        <w:t>Model building,</w:t>
+      </w:r>
+      <w:r>
+        <w:rPr>
+          <w:lang w:val="en-US"/>
+        </w:rPr>
+        <w:t xml:space="preserve"> </w:t>
+      </w:r>
+      <w:r>
+        <w:rPr>
+          <w:lang w:val="en-US"/>
+        </w:rPr>
+        <w:t>Training</w:t>
+      </w:r>
+      <w:r>
+        <w:rPr>
+          <w:lang w:val="en-US"/>
+        </w:rPr>
+        <w:t xml:space="preserve">, </w:t>
+      </w:r>
+      <w:r>
+        <w:rPr>
+          <w:lang w:val="en-US"/>
+        </w:rPr>
+        <w:t>Deployment.</w:t>
+      </w:r>
+    </w:p>
+    <w:p>
+      <w:pPr>
+        <w:rPr>
+          <w:lang w:val="en-US"/>
+        </w:rPr>
+      </w:pPr>
+      <w:r>
+        <w:rPr>
+          <w:lang w:val="en-US"/>
+        </w:rPr>
+        <w:t>Libraries like NumPy and Pandas handle data efficiently. Scikit-learn supports traditional machine learning algorithms. TensorFlow and PyTorch are used for deep learning models. Python simplifies the complete AI development lifecycle.</w:t>
+      </w:r>
+    </w:p>
+    <w:p>
+      <w:pPr>
+        <w:pStyle w:val="Heading1"/>
+        <w:numPr>
+          <w:ilvl w:val="0"/>
+          <w:numId w:val="3"/>
+        </w:numPr>
+        <w:spacing w:before="0"/>
+        <w:rPr>
+          <w:rFonts w:asciiTheme="minorHAnsi" w:hAnsiTheme="minorHAnsi" w:cstheme="minorHAnsi"/>
+          <w:b/>
+          <w:bCs/>
+          <w:color w:val="auto"/>
+          <w:sz w:val="22"/>
+          <w:szCs w:val="22"/>
+          <w:lang w:val="en-US"/>
+        </w:rPr>
+      </w:pPr>
+      <w:r>
+        <w:rPr>
+          <w:rFonts w:asciiTheme="minorHAnsi" w:hAnsiTheme="minorHAnsi" w:cstheme="minorHAnsi"/>
+          <w:b/>
+          <w:bCs/>
+          <w:color w:val="auto"/>
+          <w:sz w:val="22"/>
+          <w:szCs w:val="22"/>
+          <w:lang w:val="en-US"/>
+        </w:rPr>
+        <w:t>What role does NumPy play in AI?</w:t>
+      </w:r>
+    </w:p>
+    <w:p>
+      <w:pPr>
+        <w:rPr>
+          <w:lang w:val="en-US"/>
+        </w:rPr>
+      </w:pPr>
+      <w:r>
+        <w:rPr>
+          <w:lang w:val="en-US"/>
+        </w:rPr>
+        <w:t>NumPy provides fast numerical computation using arrays. It supports vectorized operations that improve performance. Most ML algorithms rely on matrix operations. NumPy reduces the need for explicit loops and forms the foundation for AI libraries like TensorFlow.</w:t>
+      </w:r>
+    </w:p>
+    <w:p>
+      <w:pPr>
+        <w:pStyle w:val="Heading1"/>
+        <w:numPr>
+          <w:ilvl w:val="0"/>
+          <w:numId w:val="3"/>
+        </w:numPr>
+        <w:spacing w:before="0"/>
+        <w:rPr>
+          <w:rFonts w:asciiTheme="minorHAnsi" w:hAnsiTheme="minorHAnsi" w:cstheme="minorHAnsi"/>
+          <w:b/>
+          <w:bCs/>
+          <w:color w:val="auto"/>
+          <w:sz w:val="22"/>
+          <w:szCs w:val="22"/>
+          <w:lang w:val="en-US"/>
+        </w:rPr>
+      </w:pPr>
+      <w:r>
+        <w:rPr>
+          <w:rFonts w:asciiTheme="minorHAnsi" w:hAnsiTheme="minorHAnsi" w:cstheme="minorHAnsi"/>
+          <w:b/>
+          <w:bCs/>
+          <w:color w:val="auto"/>
+          <w:sz w:val="22"/>
+          <w:szCs w:val="22"/>
+          <w:lang w:val="en-US"/>
+        </w:rPr>
+        <w:t>How do Pandas help in AI projects?</w:t>
+      </w:r>
+    </w:p>
+    <w:p>
+      <w:pPr>
+        <w:rPr>
+          <w:lang w:val="en-US"/>
+        </w:rPr>
+      </w:pPr>
+      <w:r>
+        <w:rPr>
+          <w:lang w:val="en-US"/>
+        </w:rPr>
+        <w:t>Pandas is used for data cleaning and manipulation which handles missing values and duplicates effectively. DataFrames make structured data easy to analyze. It integrates well with visualization libraries.</w:t>
+      </w:r>
+    </w:p>
+    <w:p>
+      <w:pPr>
+        <w:pStyle w:val="Heading1"/>
+        <w:numPr>
+          <w:ilvl w:val="0"/>
+          <w:numId w:val="3"/>
+        </w:numPr>
+        <w:spacing w:before="0"/>
+        <w:rPr>
+          <w:rFonts w:asciiTheme="minorHAnsi" w:hAnsiTheme="minorHAnsi" w:cstheme="minorHAnsi"/>
+          <w:b/>
+          <w:bCs/>
+          <w:color w:val="auto"/>
+          <w:sz w:val="22"/>
+          <w:szCs w:val="22"/>
+          <w:lang w:val="en-US"/>
+        </w:rPr>
+      </w:pPr>
+      <w:r>
+        <w:rPr>
+          <w:rFonts w:asciiTheme="minorHAnsi" w:hAnsiTheme="minorHAnsi" w:cstheme="minorHAnsi"/>
+          <w:b/>
+          <w:bCs/>
+          <w:color w:val="auto"/>
+          <w:sz w:val="22"/>
+          <w:szCs w:val="22"/>
+          <w:lang w:val="en-US"/>
+        </w:rPr>
+        <w:t>How is Python used in Natural Language Processing (NLP)?</w:t>
+      </w:r>
+    </w:p>
+    <w:p>
+      <w:pPr>
+        <w:rPr>
+          <w:lang w:val="en-US"/>
+        </w:rPr>
+      </w:pPr>
+      <w:r>
+        <w:rPr>
+          <w:lang w:val="en-US"/>
+        </w:rPr>
+        <w:t>Python provides powerful NLP libraries like NLTK and spaCy that supports tokenization, stemming, and lemmatization. Text data can be converted into numerical features. Transformers enable advanced language understanding. Python simplifies building NLP pipelines.</w:t>
+      </w:r>
+    </w:p>
+    <w:p>
+      <w:pPr>
+        <w:pStyle w:val="Heading1"/>
+        <w:numPr>
+          <w:ilvl w:val="0"/>
+          <w:numId w:val="3"/>
+        </w:numPr>
+        <w:spacing w:before="0"/>
+        <w:rPr>
+          <w:rFonts w:asciiTheme="minorHAnsi" w:hAnsiTheme="minorHAnsi" w:cstheme="minorHAnsi"/>
+          <w:b/>
+          <w:bCs/>
+          <w:color w:val="auto"/>
+          <w:sz w:val="22"/>
+          <w:szCs w:val="22"/>
+          <w:lang w:val="en-US"/>
+        </w:rPr>
+      </w:pPr>
+      <w:r>
+        <w:rPr>
+          <w:rFonts w:asciiTheme="minorHAnsi" w:hAnsiTheme="minorHAnsi" w:cstheme="minorHAnsi"/>
+          <w:b/>
+          <w:bCs/>
+          <w:color w:val="auto"/>
+          <w:sz w:val="22"/>
+          <w:szCs w:val="22"/>
+          <w:lang w:val="en-US"/>
+        </w:rPr>
+        <w:t>How do Python functions improve AI code quality?</w:t>
+      </w:r>
+    </w:p>
+    <w:p>
+      <w:pPr>
+        <w:rPr>
+          <w:lang w:val="en-US"/>
+        </w:rPr>
+      </w:pPr>
+      <w:r>
+        <w:rPr>
+          <w:lang w:val="en-US"/>
+        </w:rPr>
+        <w:t>Functions make AI code modular and reusable that improves readability and maintenance. Preprocessing and training steps can be separated. Functions reduce code duplication and help in large AI projects.</w:t>
+      </w:r>
+    </w:p>
+    <w:p>
+      <w:pPr>
+        <w:pStyle w:val="Heading1"/>
+        <w:numPr>
+          <w:ilvl w:val="0"/>
+          <w:numId w:val="3"/>
+        </w:numPr>
+        <w:spacing w:before="0"/>
+        <w:rPr>
+          <w:rFonts w:asciiTheme="minorHAnsi" w:hAnsiTheme="minorHAnsi" w:cstheme="minorHAnsi"/>
+          <w:b/>
+          <w:bCs/>
+          <w:color w:val="auto"/>
+          <w:sz w:val="22"/>
+          <w:szCs w:val="22"/>
+          <w:lang w:val="en-US"/>
+        </w:rPr>
+      </w:pPr>
+      <w:r>
+        <w:rPr>
+          <w:rFonts w:asciiTheme="minorHAnsi" w:hAnsiTheme="minorHAnsi" w:cstheme="minorHAnsi"/>
+          <w:b/>
+          <w:bCs/>
+          <w:color w:val="auto"/>
+          <w:sz w:val="22"/>
+          <w:szCs w:val="22"/>
+          <w:lang w:val="en-US"/>
+        </w:rPr>
+        <w:t>What is the role of Python in deep learning?</w:t>
+      </w:r>
+    </w:p>
+    <w:p>
+      <w:pPr>
+        <w:rPr>
+          <w:lang w:val="en-US"/>
+        </w:rPr>
+      </w:pPr>
+      <w:r>
+        <w:rPr>
+          <w:lang w:val="en-US"/>
+        </w:rPr>
+        <w:t>Python is the primary language for deep learning frameworks. It allows easy experimentation with neural networks. Visualization of training metrics is simple. It accelerates research and production deployment.</w:t>
+      </w:r>
+    </w:p>
+    <w:p>
+      <w:pPr>
+        <w:pStyle w:val="Heading1"/>
+        <w:numPr>
+          <w:ilvl w:val="0"/>
+          <w:numId w:val="3"/>
+        </w:numPr>
+        <w:spacing w:before="0"/>
+        <w:rPr>
+          <w:rFonts w:asciiTheme="minorHAnsi" w:hAnsiTheme="minorHAnsi" w:cstheme="minorHAnsi"/>
+          <w:b/>
+          <w:bCs/>
+          <w:color w:val="auto"/>
+          <w:sz w:val="22"/>
+          <w:szCs w:val="22"/>
+          <w:lang w:val="en-US"/>
+        </w:rPr>
+      </w:pPr>
+      <w:r>
+        <w:rPr>
+          <w:rFonts w:asciiTheme="minorHAnsi" w:hAnsiTheme="minorHAnsi" w:cstheme="minorHAnsi"/>
+          <w:b/>
+          <w:bCs/>
+          <w:color w:val="auto"/>
+          <w:sz w:val="22"/>
+          <w:szCs w:val="22"/>
+          <w:lang w:val="en-US"/>
+        </w:rPr>
+        <w:t>How does Python handle large datasets in AI?</w:t>
+      </w:r>
+    </w:p>
+    <w:p>
+      <w:pPr>
+        <w:rPr>
+          <w:lang w:val="en-US"/>
+        </w:rPr>
+      </w:pPr>
+      <w:r>
+        <w:rPr>
+          <w:lang w:val="en-US"/>
+        </w:rPr>
+        <w:t>Python supports chunk processing and generators. Libraries like Dask and PySpark scale data processing. Python can handle big data AI workloads efficiently.</w:t>
+      </w:r>
+    </w:p>
+    <w:p>
+      <w:pPr>
+        <w:pStyle w:val="Heading1"/>
+        <w:numPr>
+          <w:ilvl w:val="0"/>
+          <w:numId w:val="3"/>
+        </w:numPr>
+        <w:spacing w:before="0"/>
+        <w:rPr>
+          <w:rFonts w:asciiTheme="minorHAnsi" w:hAnsiTheme="minorHAnsi" w:cstheme="minorHAnsi"/>
+          <w:b/>
+          <w:bCs/>
+          <w:color w:val="auto"/>
+          <w:sz w:val="22"/>
+          <w:szCs w:val="22"/>
+          <w:lang w:val="en-US"/>
+        </w:rPr>
+      </w:pPr>
+      <w:r>
+        <w:rPr>
+          <w:rFonts w:asciiTheme="minorHAnsi" w:hAnsiTheme="minorHAnsi" w:cstheme="minorHAnsi"/>
+          <w:b/>
+          <w:bCs/>
+          <w:color w:val="auto"/>
+          <w:sz w:val="22"/>
+          <w:szCs w:val="22"/>
+          <w:lang w:val="en-US"/>
+        </w:rPr>
+        <w:t>How is Python used in AI model deployment?</w:t>
+      </w:r>
+    </w:p>
+    <w:p>
+      <w:pPr>
+        <w:rPr>
+          <w:lang w:val="en-US"/>
+        </w:rPr>
+      </w:pPr>
+      <w:r>
+        <w:rPr>
+          <w:lang w:val="en-US"/>
+        </w:rPr>
+        <w:t>Python frameworks like Flask and FastAPI are used. It supports containerization with Docker and integrates with cloud platforms easily. Deployment makes AI models accessible to users.</w:t>
+      </w:r>
+    </w:p>
+    <w:p>
+      <w:pPr>
+        <w:rPr>
+          <w:lang w:val="en-US"/>
+        </w:rPr>
+      </w:pPr>
+    </w:p>
+    <w:p>
+      <w:pPr>
+        <w:pStyle w:val="Heading1"/>
+        <w:numPr>
+          <w:ilvl w:val="0"/>
+          <w:numId w:val="3"/>
+        </w:numPr>
+        <w:spacing w:before="0"/>
+        <w:rPr>
+          <w:rFonts w:asciiTheme="minorHAnsi" w:hAnsiTheme="minorHAnsi" w:cstheme="minorHAnsi"/>
+          <w:b/>
+          <w:bCs/>
+          <w:color w:val="auto"/>
+          <w:sz w:val="22"/>
+          <w:szCs w:val="22"/>
+          <w:lang w:val="en-US"/>
+        </w:rPr>
+      </w:pPr>
+      <w:r>
+        <w:rPr>
+          <w:rFonts w:asciiTheme="minorHAnsi" w:hAnsiTheme="minorHAnsi" w:cstheme="minorHAnsi"/>
+          <w:b/>
+          <w:bCs/>
+          <w:color w:val="auto"/>
+          <w:sz w:val="22"/>
+          <w:szCs w:val="22"/>
+          <w:lang w:val="en-US"/>
+        </w:rPr>
+        <w:t>What is the importance of Python in Generative AI?</w:t>
+      </w:r>
+    </w:p>
+    <w:p>
+      <w:pPr>
+        <w:rPr>
+          <w:lang w:val="en-US"/>
+        </w:rPr>
+      </w:pPr>
+      <w:r>
+        <w:rPr>
+          <w:lang w:val="en-US"/>
+        </w:rPr>
+        <w:t>Python powers most Generative AI frameworks which are used for training and fine-tuning LLMs. APIs allow easy interaction with GenAI models. Python enables prompt engineering and automation that plays a key role in AI innovation.</w:t>
+      </w:r>
+    </w:p>
+    <w:p>
+      <w:pPr>
+        <w:pStyle w:val="Heading1"/>
+        <w:numPr>
+          <w:ilvl w:val="0"/>
+          <w:numId w:val="3"/>
+        </w:numPr>
+        <w:spacing w:before="0"/>
+        <w:rPr>
+          <w:rFonts w:asciiTheme="minorHAnsi" w:hAnsiTheme="minorHAnsi" w:cstheme="minorHAnsi"/>
+          <w:b/>
+          <w:bCs/>
+          <w:color w:val="auto"/>
+          <w:sz w:val="22"/>
+          <w:szCs w:val="22"/>
+          <w:lang w:val="en-US"/>
+        </w:rPr>
+      </w:pPr>
+      <w:r>
+        <w:rPr>
+          <w:rFonts w:asciiTheme="minorHAnsi" w:hAnsiTheme="minorHAnsi" w:cstheme="minorHAnsi"/>
+          <w:b/>
+          <w:bCs/>
+          <w:color w:val="auto"/>
+          <w:sz w:val="22"/>
+          <w:szCs w:val="22"/>
+          <w:lang w:val="en-US"/>
+        </w:rPr>
+        <w:t>How does Python support ethical and responsible AI?</w:t>
+      </w:r>
+    </w:p>
+    <w:p>
+      <w:pPr>
+        <w:rPr>
+          <w:lang w:val="en-US"/>
+        </w:rPr>
+      </w:pPr>
+      <w:r>
+        <w:rPr>
+          <w:lang w:val="en-US"/>
+        </w:rPr>
+        <w:t>Python provides tools for bias detection. Libraries like SHAP and LIME improve explainability. Data validation ensures fairness and monitoring models prevents misuse. Python helps build transparent and responsible AI systems.</w:t>
+      </w:r>
+    </w:p>
+    <w:p>
+      <w:pPr>
+        <w:pStyle w:val="Heading1"/>
+        <w:numPr>
+          <w:ilvl w:val="0"/>
+          <w:numId w:val="3"/>
+        </w:numPr>
+        <w:spacing w:before="0"/>
+        <w:rPr>
+          <w:rFonts w:asciiTheme="minorHAnsi" w:hAnsiTheme="minorHAnsi" w:cstheme="minorHAnsi"/>
+          <w:b/>
+          <w:bCs/>
+          <w:color w:val="auto"/>
+          <w:sz w:val="22"/>
+          <w:szCs w:val="22"/>
+          <w:lang w:val="en-US"/>
+        </w:rPr>
+      </w:pPr>
+      <w:r>
+        <w:rPr>
+          <w:rFonts w:asciiTheme="minorHAnsi" w:hAnsiTheme="minorHAnsi" w:cstheme="minorHAnsi"/>
+          <w:b/>
+          <w:bCs/>
+          <w:color w:val="auto"/>
+          <w:sz w:val="22"/>
+          <w:szCs w:val="22"/>
+          <w:lang w:val="en-US"/>
+        </w:rPr>
+        <w:t>What is the Global Interpreter Lock (GIL)?</w:t>
+      </w:r>
+    </w:p>
+    <w:p>
+      <w:pPr>
+        <w:rPr>
+          <w:lang w:val="en-US"/>
+        </w:rPr>
+      </w:pPr>
+      <w:r>
+        <w:rPr>
+          <w:lang w:val="en-US"/>
+        </w:rPr>
+        <w:t>GIL is a mutex that allows only one thread to execute Python bytecode at a time. It ensures memory safety in Python. However, it limits CPU-bound parallelism.</w:t>
+      </w:r>
+    </w:p>
+    <w:p>
+      <w:pPr>
+        <w:pStyle w:val="Heading1"/>
+        <w:numPr>
+          <w:ilvl w:val="0"/>
+          <w:numId w:val="3"/>
+        </w:numPr>
+        <w:spacing w:before="0"/>
+        <w:rPr>
+          <w:rFonts w:asciiTheme="minorHAnsi" w:hAnsiTheme="minorHAnsi" w:cstheme="minorHAnsi"/>
+          <w:b/>
+          <w:bCs/>
+          <w:color w:val="auto"/>
+          <w:sz w:val="22"/>
+          <w:szCs w:val="22"/>
+          <w:lang w:val="en-US"/>
+        </w:rPr>
+      </w:pPr>
+      <w:r>
+        <w:rPr>
+          <w:rFonts w:asciiTheme="minorHAnsi" w:hAnsiTheme="minorHAnsi" w:cstheme="minorHAnsi"/>
+          <w:b/>
+          <w:bCs/>
+          <w:color w:val="auto"/>
+          <w:sz w:val="22"/>
+          <w:szCs w:val="22"/>
+          <w:lang w:val="en-US"/>
+        </w:rPr>
+        <w:t>What is vectorization in NumPy?</w:t>
+      </w:r>
+    </w:p>
+    <w:p>
+      <w:pPr>
+        <w:rPr>
+          <w:lang w:val="en-US"/>
+        </w:rPr>
+      </w:pPr>
+      <w:r>
+        <w:rPr>
+          <w:lang w:val="en-US"/>
+        </w:rPr>
+        <w:t>Vectorization means performing operations on arrays without loops. It significantly improves execution speed. NumPy uses optimized C code internally. Vectorized code is more readable and concise.</w:t>
+      </w:r>
+    </w:p>
+    <w:p>
+      <w:pPr>
+        <w:pStyle w:val="Heading1"/>
+        <w:numPr>
+          <w:ilvl w:val="0"/>
+          <w:numId w:val="3"/>
+        </w:numPr>
+        <w:spacing w:before="0"/>
+        <w:rPr>
+          <w:rFonts w:asciiTheme="minorHAnsi" w:hAnsiTheme="minorHAnsi" w:cstheme="minorHAnsi"/>
+          <w:b/>
+          <w:bCs/>
+          <w:color w:val="auto"/>
+          <w:sz w:val="22"/>
+          <w:szCs w:val="22"/>
+          <w:lang w:val="en-US"/>
+        </w:rPr>
+      </w:pPr>
+      <w:r>
+        <w:rPr>
+          <w:rFonts w:asciiTheme="minorHAnsi" w:hAnsiTheme="minorHAnsi" w:cstheme="minorHAnsi"/>
+          <w:b/>
+          <w:bCs/>
+          <w:color w:val="auto"/>
+          <w:sz w:val="22"/>
+          <w:szCs w:val="22"/>
+          <w:lang w:val="en-US"/>
+        </w:rPr>
+        <w:t>What is regularization in Machine Learning?</w:t>
+      </w:r>
+    </w:p>
+    <w:p>
+      <w:pPr>
+        <w:rPr>
+          <w:lang w:val="en-US"/>
+        </w:rPr>
+      </w:pPr>
+      <w:r>
+        <w:rPr>
+          <w:lang w:val="en-US"/>
+        </w:rPr>
+        <w:t>Regularization is used to prevent overfitting that adds a penalty to large model weights. Common techniques include L1 and L2 regularization. Regularization is critical in deep learning models.</w:t>
+      </w:r>
+    </w:p>
+    <w:p>
+      <w:pPr>
+        <w:pStyle w:val="Heading1"/>
+        <w:numPr>
+          <w:ilvl w:val="0"/>
+          <w:numId w:val="3"/>
+        </w:numPr>
+        <w:spacing w:before="0"/>
+        <w:rPr>
+          <w:rFonts w:asciiTheme="minorHAnsi" w:hAnsiTheme="minorHAnsi" w:cstheme="minorHAnsi"/>
+          <w:b/>
+          <w:bCs/>
+          <w:color w:val="auto"/>
+          <w:sz w:val="22"/>
+          <w:szCs w:val="22"/>
+          <w:lang w:val="en-US"/>
+        </w:rPr>
+      </w:pPr>
+      <w:r>
+        <w:rPr>
+          <w:rFonts w:asciiTheme="minorHAnsi" w:hAnsiTheme="minorHAnsi" w:cstheme="minorHAnsi"/>
+          <w:b/>
+          <w:bCs/>
+          <w:color w:val="auto"/>
+          <w:sz w:val="22"/>
+          <w:szCs w:val="22"/>
+          <w:lang w:val="en-US"/>
+        </w:rPr>
+        <w:t>Difference between supervised and unsupervised learning?</w:t>
+      </w:r>
+    </w:p>
+    <w:p>
+      <w:pPr>
+        <w:rPr>
+          <w:lang w:val="en-US"/>
+        </w:rPr>
+      </w:pPr>
+      <w:r>
+        <w:rPr>
+          <w:lang w:val="en-US"/>
+        </w:rPr>
+        <w:t>Supervised learning uses labeled data whereas Unsupervised learning uses unlabeled data. Classification and regression are supervised tasks. Clustering and dimensionality reduction are unsupervised tasks. Both approaches are widely used in AI systems.</w:t>
+      </w:r>
+    </w:p>
+    <w:p>
+      <w:pPr>
+        <w:pStyle w:val="Heading1"/>
+        <w:numPr>
+          <w:ilvl w:val="0"/>
+          <w:numId w:val="3"/>
+        </w:numPr>
+        <w:spacing w:before="0"/>
+        <w:rPr>
+          <w:rFonts w:asciiTheme="minorHAnsi" w:hAnsiTheme="minorHAnsi" w:cstheme="minorHAnsi"/>
+          <w:b/>
+          <w:bCs/>
+          <w:color w:val="auto"/>
+          <w:sz w:val="22"/>
+          <w:szCs w:val="22"/>
+          <w:lang w:val="en-US"/>
+        </w:rPr>
+      </w:pPr>
+      <w:r>
+        <w:rPr>
+          <w:rFonts w:asciiTheme="minorHAnsi" w:hAnsiTheme="minorHAnsi" w:cstheme="minorHAnsi"/>
+          <w:b/>
+          <w:bCs/>
+          <w:color w:val="auto"/>
+          <w:sz w:val="22"/>
+          <w:szCs w:val="22"/>
+          <w:lang w:val="en-US"/>
+        </w:rPr>
+        <w:t>What is batch normalization?</w:t>
+      </w:r>
+    </w:p>
+    <w:p>
+      <w:pPr>
+        <w:rPr>
+          <w:lang w:val="en-US"/>
+        </w:rPr>
+      </w:pPr>
+      <w:r>
+        <w:rPr>
+          <w:lang w:val="en-US"/>
+        </w:rPr>
+        <w:t>Batch normalization normalizes layer inputs during training. It speeds up training, improves stability and reduces sensitivity to weight initialization. Batch normalization helps prevent vanishing gradients which is widely used in deep neural networks.</w:t>
+      </w:r>
+    </w:p>
+    <w:p>
+      <w:pPr>
+        <w:pStyle w:val="Heading1"/>
+        <w:numPr>
+          <w:ilvl w:val="0"/>
+          <w:numId w:val="3"/>
+        </w:numPr>
+        <w:spacing w:before="0"/>
+        <w:rPr>
+          <w:rFonts w:asciiTheme="minorHAnsi" w:hAnsiTheme="minorHAnsi" w:cstheme="minorHAnsi"/>
+          <w:b/>
+          <w:bCs/>
+          <w:color w:val="auto"/>
+          <w:sz w:val="22"/>
+          <w:szCs w:val="22"/>
+          <w:lang w:val="en-US"/>
+        </w:rPr>
+      </w:pPr>
+      <w:r>
+        <w:rPr>
+          <w:rFonts w:asciiTheme="minorHAnsi" w:hAnsiTheme="minorHAnsi" w:cstheme="minorHAnsi"/>
+          <w:b/>
+          <w:bCs/>
+          <w:color w:val="auto"/>
+          <w:sz w:val="22"/>
+          <w:szCs w:val="22"/>
+          <w:lang w:val="en-US"/>
+        </w:rPr>
+        <w:t>What is transfer learning?</w:t>
+      </w:r>
+    </w:p>
+    <w:p>
+      <w:pPr>
+        <w:rPr>
+          <w:lang w:val="en-US"/>
+        </w:rPr>
+      </w:pPr>
+      <w:r>
+        <w:rPr>
+          <w:lang w:val="en-US"/>
+        </w:rPr>
+        <w:t>Transfer learning uses a pre-trained model for a new task which reduces training time and data requirements. Models like ResNet and BERT are commonly reused. Only final layers are fine-tuned in many cases. It is extremely popular in AI applications.</w:t>
+      </w:r>
+    </w:p>
+    <w:p>
+      <w:pPr>
+        <w:pStyle w:val="Heading1"/>
+        <w:numPr>
+          <w:ilvl w:val="0"/>
+          <w:numId w:val="3"/>
+        </w:numPr>
+        <w:spacing w:before="0"/>
+        <w:rPr>
+          <w:rFonts w:asciiTheme="minorHAnsi" w:hAnsiTheme="minorHAnsi" w:cstheme="minorHAnsi"/>
+          <w:b/>
+          <w:bCs/>
+          <w:color w:val="auto"/>
+          <w:sz w:val="22"/>
+          <w:szCs w:val="22"/>
+          <w:lang w:val="en-US"/>
+        </w:rPr>
+      </w:pPr>
+      <w:r>
+        <w:rPr>
+          <w:rFonts w:asciiTheme="minorHAnsi" w:hAnsiTheme="minorHAnsi" w:cstheme="minorHAnsi"/>
+          <w:b/>
+          <w:bCs/>
+          <w:color w:val="auto"/>
+          <w:sz w:val="22"/>
+          <w:szCs w:val="22"/>
+          <w:lang w:val="en-US"/>
+        </w:rPr>
+        <w:t xml:space="preserve">If your model performs well on training data but poorly on test data, </w:t>
+      </w:r>
+      <w:proofErr w:type="gramStart"/>
+      <w:r>
+        <w:rPr>
+          <w:rFonts w:asciiTheme="minorHAnsi" w:hAnsiTheme="minorHAnsi" w:cstheme="minorHAnsi"/>
+          <w:b/>
+          <w:bCs/>
+          <w:color w:val="auto"/>
+          <w:sz w:val="22"/>
+          <w:szCs w:val="22"/>
+          <w:lang w:val="en-US"/>
+        </w:rPr>
+        <w:t>What</w:t>
+      </w:r>
+      <w:proofErr w:type="gramEnd"/>
+      <w:r>
+        <w:rPr>
+          <w:rFonts w:asciiTheme="minorHAnsi" w:hAnsiTheme="minorHAnsi" w:cstheme="minorHAnsi"/>
+          <w:b/>
+          <w:bCs/>
+          <w:color w:val="auto"/>
+          <w:sz w:val="22"/>
+          <w:szCs w:val="22"/>
+          <w:lang w:val="en-US"/>
+        </w:rPr>
+        <w:t xml:space="preserve"> is the issue?</w:t>
+      </w:r>
+    </w:p>
+    <w:p>
+      <w:pPr>
+        <w:rPr>
+          <w:lang w:val="en-US"/>
+        </w:rPr>
+      </w:pPr>
+      <w:r>
+        <w:rPr>
+          <w:lang w:val="en-US"/>
+        </w:rPr>
+        <w:t>This problem is called overfitting that occurs when the model memorizes training data instead of learning general patterns. As a result, it fails to perform well on unseen data. Overfitting usually happens when the model is too complex. It can be fixed using regularization, dropout, or more training data.</w:t>
+      </w:r>
+    </w:p>
+    <w:p>
+      <w:pPr>
+        <w:pStyle w:val="Heading1"/>
+        <w:numPr>
+          <w:ilvl w:val="0"/>
+          <w:numId w:val="3"/>
+        </w:numPr>
+        <w:spacing w:before="0"/>
+        <w:rPr>
+          <w:rFonts w:asciiTheme="minorHAnsi" w:hAnsiTheme="minorHAnsi" w:cstheme="minorHAnsi"/>
+          <w:b/>
+          <w:bCs/>
+          <w:color w:val="auto"/>
+          <w:sz w:val="22"/>
+          <w:szCs w:val="22"/>
+          <w:lang w:val="en-US"/>
+        </w:rPr>
+      </w:pPr>
+      <w:r>
+        <w:rPr>
+          <w:rFonts w:asciiTheme="minorHAnsi" w:hAnsiTheme="minorHAnsi" w:cstheme="minorHAnsi"/>
+          <w:b/>
+          <w:bCs/>
+          <w:color w:val="auto"/>
+          <w:sz w:val="22"/>
+          <w:szCs w:val="22"/>
+          <w:lang w:val="en-US"/>
+        </w:rPr>
+        <w:lastRenderedPageBreak/>
+        <w:t>How will you handle it if the dataset contains missing values?</w:t>
+      </w:r>
+    </w:p>
+    <w:p>
+      <w:pPr>
+        <w:rPr>
+          <w:lang w:val="en-US"/>
+        </w:rPr>
+      </w:pPr>
+      <w:r>
+        <w:rPr>
+          <w:lang w:val="en-US"/>
+        </w:rPr>
+        <w:t>First, I would analyze how many values are missing and in which columns. Missing values can be removed if they are very few. They can also be replaced using mean, median, or mode. Advanced techniques include regression or ML-based imputation.</w:t>
+      </w:r>
+    </w:p>
+    <w:p>
+      <w:pPr>
+        <w:rPr>
+          <w:lang w:val="en-US"/>
+        </w:rPr>
+      </w:pPr>
+      <w:r>
+        <w:rPr>
+          <w:lang w:val="en-US"/>
+        </w:rPr>
+        <w:t>Handling missing data properly improves model accuracy and stability.</w:t>
+      </w:r>
+    </w:p>
+    <w:p>
+      <w:pPr>
+        <w:pStyle w:val="Heading1"/>
+        <w:numPr>
+          <w:ilvl w:val="0"/>
+          <w:numId w:val="3"/>
+        </w:numPr>
+        <w:spacing w:before="0"/>
+        <w:rPr>
+          <w:rFonts w:asciiTheme="minorHAnsi" w:hAnsiTheme="minorHAnsi" w:cstheme="minorHAnsi"/>
+          <w:b/>
+          <w:bCs/>
+          <w:color w:val="auto"/>
+          <w:sz w:val="22"/>
+          <w:szCs w:val="22"/>
+          <w:lang w:val="en-US"/>
+        </w:rPr>
+      </w:pPr>
+      <w:r>
+        <w:rPr>
+          <w:rFonts w:asciiTheme="minorHAnsi" w:hAnsiTheme="minorHAnsi" w:cstheme="minorHAnsi"/>
+          <w:b/>
+          <w:bCs/>
+          <w:color w:val="auto"/>
+          <w:sz w:val="22"/>
+          <w:szCs w:val="22"/>
+          <w:lang w:val="en-US"/>
+        </w:rPr>
+        <w:t>In production, what will you do when your AI model is very slow?</w:t>
+      </w:r>
+    </w:p>
+    <w:p>
+      <w:pPr>
+        <w:rPr>
+          <w:lang w:val="en-US"/>
+        </w:rPr>
+      </w:pPr>
+      <w:r>
+        <w:rPr>
+          <w:lang w:val="en-US"/>
+        </w:rPr>
+        <w:t>Identify whether the issue is model size or infrastructure. Model optimization techniques like pruning and quantization can be applied. Batch processing can improve inference speed. Using GPUs or cloud acceleration also helps. Deploying lighter models improves real-time performance.</w:t>
+      </w:r>
+    </w:p>
+    <w:p>
+      <w:pPr>
+        <w:pStyle w:val="Heading1"/>
+        <w:numPr>
+          <w:ilvl w:val="0"/>
+          <w:numId w:val="3"/>
+        </w:numPr>
+        <w:spacing w:before="0"/>
+        <w:rPr>
+          <w:rFonts w:asciiTheme="minorHAnsi" w:hAnsiTheme="minorHAnsi" w:cstheme="minorHAnsi"/>
+          <w:b/>
+          <w:bCs/>
+          <w:color w:val="auto"/>
+          <w:sz w:val="22"/>
+          <w:szCs w:val="22"/>
+          <w:lang w:val="en-US"/>
+        </w:rPr>
+      </w:pPr>
+      <w:r>
+        <w:rPr>
+          <w:rFonts w:asciiTheme="minorHAnsi" w:hAnsiTheme="minorHAnsi" w:cstheme="minorHAnsi"/>
+          <w:b/>
+          <w:bCs/>
+          <w:color w:val="auto"/>
+          <w:sz w:val="22"/>
+          <w:szCs w:val="22"/>
+          <w:lang w:val="en-US"/>
+        </w:rPr>
+        <w:t>How to improve the text classification if the accuracy is low?</w:t>
+      </w:r>
+    </w:p>
+    <w:p>
+      <w:pPr>
+        <w:rPr>
+          <w:lang w:val="en-US"/>
+        </w:rPr>
+      </w:pPr>
+      <w:r>
+        <w:rPr>
+          <w:lang w:val="en-US"/>
+        </w:rPr>
+        <w:t>Improve text preprocessing such as tokenization and stop-word removal.</w:t>
+      </w:r>
+    </w:p>
+    <w:p>
+      <w:pPr>
+        <w:rPr>
+          <w:lang w:val="en-US"/>
+        </w:rPr>
+      </w:pPr>
+      <w:r>
+        <w:rPr>
+          <w:lang w:val="en-US"/>
+        </w:rPr>
+        <w:t>Using better feature extraction techniques like word embeddings helps.</w:t>
+      </w:r>
+    </w:p>
+    <w:p>
+      <w:pPr>
+        <w:rPr>
+          <w:lang w:val="en-US"/>
+        </w:rPr>
+      </w:pPr>
+      <w:r>
+        <w:rPr>
+          <w:lang w:val="en-US"/>
+        </w:rPr>
+        <w:t>Pre-trained models like BERT can significantly improve accuracy.</w:t>
+      </w:r>
+    </w:p>
+    <w:p>
+      <w:pPr>
+        <w:rPr>
+          <w:lang w:val="en-US"/>
+        </w:rPr>
+      </w:pPr>
+      <w:r>
+        <w:rPr>
+          <w:lang w:val="en-US"/>
+        </w:rPr>
+        <w:t>Hyperparameter tuning should be performed.</w:t>
+      </w:r>
+    </w:p>
+    <w:p>
+      <w:pPr>
+        <w:pStyle w:val="Heading1"/>
+        <w:numPr>
+          <w:ilvl w:val="0"/>
+          <w:numId w:val="3"/>
+        </w:numPr>
+        <w:spacing w:before="0"/>
+        <w:rPr>
+          <w:rFonts w:asciiTheme="minorHAnsi" w:hAnsiTheme="minorHAnsi" w:cstheme="minorHAnsi"/>
+          <w:b/>
+          <w:bCs/>
+          <w:color w:val="auto"/>
+          <w:sz w:val="22"/>
+          <w:szCs w:val="22"/>
+          <w:lang w:val="en-US"/>
+        </w:rPr>
+      </w:pPr>
+      <w:r>
+        <w:rPr>
+          <w:rFonts w:asciiTheme="minorHAnsi" w:hAnsiTheme="minorHAnsi" w:cstheme="minorHAnsi"/>
+          <w:b/>
+          <w:bCs/>
+          <w:color w:val="auto"/>
+          <w:sz w:val="22"/>
+          <w:szCs w:val="22"/>
+          <w:lang w:val="en-US"/>
+        </w:rPr>
+        <w:t>What is a Hugging Face used for?</w:t>
+      </w:r>
+    </w:p>
+    <w:p>
+      <w:pPr>
+        <w:rPr>
+          <w:lang w:val="en-US"/>
+        </w:rPr>
+      </w:pPr>
+      <w:r>
+        <w:rPr>
+          <w:lang w:val="en-US"/>
+        </w:rPr>
+        <w:t>Hugging Face provides AI models and tools that support NLP and Generative AI. It offers pre-trained transformers and speeds up AI development. Developers can fine-tune models easily.</w:t>
+      </w:r>
+    </w:p>
+    <w:p>
+      <w:pPr>
+        <w:pStyle w:val="Heading1"/>
+        <w:numPr>
+          <w:ilvl w:val="0"/>
+          <w:numId w:val="3"/>
+        </w:numPr>
+        <w:spacing w:before="0"/>
+        <w:rPr>
+          <w:rFonts w:asciiTheme="minorHAnsi" w:hAnsiTheme="minorHAnsi" w:cstheme="minorHAnsi"/>
+          <w:b/>
+          <w:bCs/>
+          <w:color w:val="auto"/>
+          <w:sz w:val="22"/>
+          <w:szCs w:val="22"/>
+          <w:lang w:val="en-US"/>
+        </w:rPr>
+      </w:pPr>
+      <w:r>
+        <w:rPr>
+          <w:rFonts w:asciiTheme="minorHAnsi" w:hAnsiTheme="minorHAnsi" w:cstheme="minorHAnsi"/>
+          <w:b/>
+          <w:bCs/>
+          <w:color w:val="auto"/>
+          <w:sz w:val="22"/>
+          <w:szCs w:val="22"/>
+          <w:lang w:val="en-US"/>
+        </w:rPr>
+        <w:t>Is Generative AI a future-proof career?</w:t>
+      </w:r>
+    </w:p>
+    <w:p>
+      <w:pPr>
+        <w:rPr>
+          <w:lang w:val="en-US"/>
+        </w:rPr>
+      </w:pPr>
+      <w:r>
+        <w:rPr>
+          <w:lang w:val="en-US"/>
+        </w:rPr>
+        <w:t xml:space="preserve">Generative AI demand is rapidly increasing and </w:t>
+      </w:r>
+      <w:proofErr w:type="gramStart"/>
+      <w:r>
+        <w:rPr>
+          <w:lang w:val="en-US"/>
+        </w:rPr>
+        <w:t>It</w:t>
+      </w:r>
+      <w:proofErr w:type="gramEnd"/>
+      <w:r>
+        <w:rPr>
+          <w:lang w:val="en-US"/>
+        </w:rPr>
+        <w:t xml:space="preserve"> is used across healthcare, finance, and automation. AI skills are globally in demand. Continuous learning keeps professionals relevant. Gen AI is one of the most future-proof careers.</w:t>
+      </w:r>
+    </w:p>
+    <w:p>
+      <w:pPr>
+        <w:pStyle w:val="Heading1"/>
+        <w:numPr>
+          <w:ilvl w:val="0"/>
+          <w:numId w:val="3"/>
+        </w:numPr>
+        <w:spacing w:before="0"/>
+        <w:rPr>
+          <w:rFonts w:asciiTheme="minorHAnsi" w:hAnsiTheme="minorHAnsi" w:cstheme="minorHAnsi"/>
+          <w:b/>
+          <w:bCs/>
+          <w:color w:val="auto"/>
+          <w:sz w:val="22"/>
+          <w:szCs w:val="22"/>
+          <w:lang w:val="en-US"/>
+        </w:rPr>
+      </w:pPr>
+      <w:r>
+        <w:rPr>
+          <w:rFonts w:asciiTheme="minorHAnsi" w:hAnsiTheme="minorHAnsi" w:cstheme="minorHAnsi"/>
+          <w:b/>
+          <w:bCs/>
+          <w:color w:val="auto"/>
+          <w:sz w:val="22"/>
+          <w:szCs w:val="22"/>
+          <w:lang w:val="en-US"/>
+        </w:rPr>
+        <w:t>If your AI model shows bias in predictions, how will you address it?</w:t>
+      </w:r>
+    </w:p>
+    <w:p>
+      <w:pPr>
+        <w:rPr>
+          <w:lang w:val="en-US"/>
+        </w:rPr>
+      </w:pPr>
+      <w:r>
+        <w:rPr>
+          <w:lang w:val="en-US"/>
+        </w:rPr>
+        <w:t>Bias occurs when training data is unbalanced or unfair. I would first analyze data distribution across groups. Balancing the dataset helps reduce bias. Fairness metrics and bias detection tools can be applied. Ethical AI practices must be followed to ensure fairness.</w:t>
+      </w:r>
+    </w:p>
+    <w:p>
+      <w:pPr>
+        <w:pStyle w:val="Heading1"/>
+        <w:numPr>
+          <w:ilvl w:val="0"/>
+          <w:numId w:val="3"/>
+        </w:numPr>
+        <w:spacing w:before="0"/>
+        <w:rPr>
+          <w:rFonts w:asciiTheme="minorHAnsi" w:hAnsiTheme="minorHAnsi" w:cstheme="minorHAnsi"/>
+          <w:b/>
+          <w:bCs/>
+          <w:color w:val="auto"/>
+          <w:sz w:val="22"/>
+          <w:szCs w:val="22"/>
+          <w:lang w:val="en-US"/>
+        </w:rPr>
+      </w:pPr>
+      <w:r>
+        <w:rPr>
+          <w:rFonts w:asciiTheme="minorHAnsi" w:hAnsiTheme="minorHAnsi" w:cstheme="minorHAnsi"/>
+          <w:b/>
+          <w:bCs/>
+          <w:color w:val="auto"/>
+          <w:sz w:val="22"/>
+          <w:szCs w:val="22"/>
+          <w:lang w:val="en-US"/>
+        </w:rPr>
+        <w:lastRenderedPageBreak/>
+        <w:t>Explain why multiprocessing or GPU-accelerated computing is chosen over multithreading for heavy matrix math.</w:t>
+      </w:r>
+    </w:p>
+    <w:p>
+      <w:pPr>
+        <w:pStyle w:val="Heading1"/>
+        <w:numPr>
+          <w:ilvl w:val="0"/>
+          <w:numId w:val="3"/>
+        </w:numPr>
+        <w:spacing w:before="0"/>
+        <w:rPr>
+          <w:rFonts w:asciiTheme="minorHAnsi" w:hAnsiTheme="minorHAnsi" w:cstheme="minorHAnsi"/>
+          <w:b/>
+          <w:bCs/>
+          <w:color w:val="auto"/>
+          <w:sz w:val="22"/>
+          <w:szCs w:val="22"/>
+          <w:lang w:val="en-US"/>
+        </w:rPr>
+      </w:pPr>
+      <w:r>
+        <w:rPr>
+          <w:rFonts w:asciiTheme="minorHAnsi" w:hAnsiTheme="minorHAnsi" w:cstheme="minorHAnsi"/>
+          <w:b/>
+          <w:bCs/>
+          <w:color w:val="auto"/>
+          <w:sz w:val="22"/>
+          <w:szCs w:val="22"/>
+          <w:lang w:val="en-US"/>
+        </w:rPr>
+        <w:t>Explain how the Global Interpreter Lock impacts multi-threaded applications and why it restricts CPU-bound AI training.</w:t>
+      </w:r>
+    </w:p>
+    <w:p>
+      <w:pPr>
+        <w:pStyle w:val="Heading1"/>
+        <w:numPr>
+          <w:ilvl w:val="0"/>
+          <w:numId w:val="3"/>
+        </w:numPr>
+        <w:spacing w:before="0"/>
+        <w:rPr>
+          <w:rFonts w:asciiTheme="minorHAnsi" w:hAnsiTheme="minorHAnsi" w:cstheme="minorHAnsi"/>
+          <w:b/>
+          <w:bCs/>
+          <w:color w:val="auto"/>
+          <w:sz w:val="22"/>
+          <w:szCs w:val="22"/>
+          <w:lang w:val="en-US"/>
+        </w:rPr>
+      </w:pPr>
+      <w:r>
+        <w:rPr>
+          <w:rFonts w:asciiTheme="minorHAnsi" w:hAnsiTheme="minorHAnsi" w:cstheme="minorHAnsi"/>
+          <w:b/>
+          <w:bCs/>
+          <w:color w:val="auto"/>
+          <w:sz w:val="22"/>
+          <w:szCs w:val="22"/>
+          <w:lang w:val="en-US"/>
+        </w:rPr>
+        <w:t>Describe how Python generators use yield to preserve memory when streaming massive datasets or processing LLM outputs.</w:t>
+      </w:r>
+    </w:p>
+    <w:p>
+      <w:pPr>
+        <w:pStyle w:val="Heading1"/>
+        <w:numPr>
+          <w:ilvl w:val="0"/>
+          <w:numId w:val="3"/>
+        </w:numPr>
+        <w:spacing w:before="0"/>
+        <w:rPr>
+          <w:rFonts w:asciiTheme="minorHAnsi" w:hAnsiTheme="minorHAnsi" w:cstheme="minorHAnsi"/>
+          <w:b/>
+          <w:bCs/>
+          <w:color w:val="auto"/>
+          <w:sz w:val="22"/>
+          <w:szCs w:val="22"/>
+          <w:lang w:val="en-US"/>
+        </w:rPr>
+      </w:pPr>
+      <w:r>
+        <w:rPr>
+          <w:rFonts w:asciiTheme="minorHAnsi" w:hAnsiTheme="minorHAnsi" w:cstheme="minorHAnsi"/>
+          <w:b/>
+          <w:bCs/>
+          <w:color w:val="auto"/>
+          <w:sz w:val="22"/>
+          <w:szCs w:val="22"/>
+          <w:lang w:val="en-US"/>
+        </w:rPr>
+        <w:t>Write a custom Python decorator to measure and log model inference latency in production pipelines</w:t>
+      </w:r>
+    </w:p>
+    <w:p>
+      <w:pPr>
+        <w:pStyle w:val="Heading1"/>
+        <w:numPr>
+          <w:ilvl w:val="0"/>
+          <w:numId w:val="3"/>
+        </w:numPr>
+        <w:spacing w:before="0"/>
+        <w:rPr>
+          <w:rFonts w:asciiTheme="minorHAnsi" w:hAnsiTheme="minorHAnsi" w:cstheme="minorHAnsi"/>
+          <w:b/>
+          <w:bCs/>
+          <w:color w:val="auto"/>
+          <w:sz w:val="22"/>
+          <w:szCs w:val="22"/>
+          <w:lang w:val="en-US"/>
+        </w:rPr>
+      </w:pPr>
+      <w:r>
+        <w:rPr>
+          <w:rFonts w:asciiTheme="minorHAnsi" w:hAnsiTheme="minorHAnsi" w:cstheme="minorHAnsi"/>
+          <w:b/>
+          <w:bCs/>
+          <w:color w:val="auto"/>
+          <w:sz w:val="22"/>
+          <w:szCs w:val="22"/>
+          <w:lang w:val="en-US"/>
+        </w:rPr>
+        <w:t>Explain why vectorized array operations run drastically faster than standard Python for loops.</w:t>
+      </w:r>
+    </w:p>
+    <w:p>
+      <w:pPr>
+        <w:pStyle w:val="Heading1"/>
+        <w:numPr>
+          <w:ilvl w:val="0"/>
+          <w:numId w:val="3"/>
+        </w:numPr>
+        <w:spacing w:before="0"/>
+        <w:rPr>
+          <w:rFonts w:asciiTheme="minorHAnsi" w:hAnsiTheme="minorHAnsi" w:cstheme="minorHAnsi"/>
+          <w:b/>
+          <w:bCs/>
+          <w:color w:val="auto"/>
+          <w:sz w:val="22"/>
+          <w:szCs w:val="22"/>
+          <w:lang w:val="en-US"/>
+        </w:rPr>
+      </w:pPr>
+      <w:r>
+        <w:rPr>
+          <w:rFonts w:asciiTheme="minorHAnsi" w:hAnsiTheme="minorHAnsi" w:cstheme="minorHAnsi"/>
+          <w:b/>
+          <w:bCs/>
+          <w:color w:val="auto"/>
+          <w:sz w:val="22"/>
+          <w:szCs w:val="22"/>
+          <w:lang w:val="en-US"/>
+        </w:rPr>
+        <w:t>Detail your coding strategy to handle highly imbalanced training data using SMOTE or class weighting.</w:t>
+      </w:r>
+    </w:p>
+    <w:p>
+      <w:pPr>
+        <w:pStyle w:val="Heading1"/>
+        <w:numPr>
+          <w:ilvl w:val="0"/>
+          <w:numId w:val="3"/>
+        </w:numPr>
+        <w:spacing w:before="0"/>
+        <w:rPr>
+          <w:rFonts w:asciiTheme="minorHAnsi" w:hAnsiTheme="minorHAnsi" w:cstheme="minorHAnsi"/>
+          <w:b/>
+          <w:bCs/>
+          <w:color w:val="auto"/>
+          <w:sz w:val="22"/>
+          <w:szCs w:val="22"/>
+          <w:lang w:val="en-US"/>
+        </w:rPr>
+      </w:pPr>
+      <w:r>
+        <w:rPr>
+          <w:rFonts w:asciiTheme="minorHAnsi" w:hAnsiTheme="minorHAnsi" w:cstheme="minorHAnsi"/>
+          <w:b/>
+          <w:bCs/>
+          <w:color w:val="auto"/>
+          <w:sz w:val="22"/>
+          <w:szCs w:val="22"/>
+          <w:lang w:val="en-US"/>
+        </w:rPr>
+        <w:t>Explain how to use chunking or alternate libraries like Dask to process a CSV file larger than system RAM.</w:t>
+      </w:r>
+    </w:p>
+    <w:p>
+      <w:pPr>
+        <w:pStyle w:val="Heading1"/>
+        <w:numPr>
+          <w:ilvl w:val="0"/>
+          <w:numId w:val="3"/>
+        </w:numPr>
+        <w:spacing w:before="0"/>
+        <w:rPr>
+          <w:rFonts w:asciiTheme="minorHAnsi" w:hAnsiTheme="minorHAnsi" w:cstheme="minorHAnsi"/>
+          <w:b/>
+          <w:bCs/>
+          <w:color w:val="auto"/>
+          <w:sz w:val="22"/>
+          <w:szCs w:val="22"/>
+          <w:lang w:val="en-US"/>
+        </w:rPr>
+      </w:pPr>
+      <w:r>
+        <w:rPr>
+          <w:rFonts w:asciiTheme="minorHAnsi" w:hAnsiTheme="minorHAnsi" w:cstheme="minorHAnsi"/>
+          <w:b/>
+          <w:bCs/>
+          <w:color w:val="auto"/>
+          <w:sz w:val="22"/>
+          <w:szCs w:val="22"/>
+          <w:lang w:val="en-US"/>
+        </w:rPr>
+        <w:t>Troubleshoot why a model achieving 98% accuracy in training fails completely when encountering raw production inputs.</w:t>
+      </w:r>
+    </w:p>
+    <w:p>
+      <w:pPr>
+        <w:pStyle w:val="Heading1"/>
+        <w:numPr>
+          <w:ilvl w:val="0"/>
+          <w:numId w:val="3"/>
+        </w:numPr>
+        <w:spacing w:before="0"/>
+        <w:rPr>
+          <w:rFonts w:asciiTheme="minorHAnsi" w:hAnsiTheme="minorHAnsi" w:cstheme="minorHAnsi"/>
+          <w:b/>
+          <w:bCs/>
+          <w:color w:val="auto"/>
+          <w:sz w:val="22"/>
+          <w:szCs w:val="22"/>
+          <w:lang w:val="en-US"/>
+        </w:rPr>
+      </w:pPr>
+      <w:r>
+        <w:rPr>
+          <w:rFonts w:asciiTheme="minorHAnsi" w:hAnsiTheme="minorHAnsi" w:cstheme="minorHAnsi"/>
+          <w:b/>
+          <w:bCs/>
+          <w:color w:val="auto"/>
+          <w:sz w:val="22"/>
+          <w:szCs w:val="22"/>
+          <w:lang w:val="en-US"/>
+        </w:rPr>
+        <w:t>Demonstrate how to properly split a dataset into training and test sets without leaking target information.</w:t>
+      </w:r>
+    </w:p>
+    <w:p>
+      <w:pPr>
+        <w:pStyle w:val="Heading1"/>
+        <w:numPr>
+          <w:ilvl w:val="0"/>
+          <w:numId w:val="3"/>
+        </w:numPr>
+        <w:spacing w:before="0"/>
+        <w:rPr>
+          <w:rFonts w:asciiTheme="minorHAnsi" w:hAnsiTheme="minorHAnsi" w:cstheme="minorHAnsi"/>
+          <w:b/>
+          <w:bCs/>
+          <w:color w:val="auto"/>
+          <w:sz w:val="22"/>
+          <w:szCs w:val="22"/>
+          <w:lang w:val="en-US"/>
+        </w:rPr>
+      </w:pPr>
+      <w:r>
+        <w:rPr>
+          <w:rFonts w:asciiTheme="minorHAnsi" w:hAnsiTheme="minorHAnsi" w:cstheme="minorHAnsi"/>
+          <w:b/>
+          <w:bCs/>
+          <w:color w:val="auto"/>
+          <w:sz w:val="22"/>
+          <w:szCs w:val="22"/>
+          <w:lang w:val="en-US"/>
+        </w:rPr>
+        <w:t>Walk through a Python pipeline using a vector database to implement Retrieval-Augmented Generation.</w:t>
+      </w:r>
+    </w:p>
+    <w:p>
+      <w:pPr>
+        <w:pStyle w:val="Heading1"/>
+        <w:numPr>
+          <w:ilvl w:val="0"/>
+          <w:numId w:val="3"/>
+        </w:numPr>
+        <w:spacing w:before="0"/>
+        <w:rPr>
+          <w:rFonts w:asciiTheme="minorHAnsi" w:hAnsiTheme="minorHAnsi" w:cstheme="minorHAnsi"/>
+          <w:b/>
+          <w:bCs/>
+          <w:color w:val="auto"/>
+          <w:sz w:val="22"/>
+          <w:szCs w:val="22"/>
+          <w:lang w:val="en-US"/>
+        </w:rPr>
+      </w:pPr>
+      <w:r>
+        <w:rPr>
+          <w:rFonts w:asciiTheme="minorHAnsi" w:hAnsiTheme="minorHAnsi" w:cstheme="minorHAnsi"/>
+          <w:b/>
+          <w:bCs/>
+          <w:color w:val="auto"/>
+          <w:sz w:val="22"/>
+          <w:szCs w:val="22"/>
+          <w:lang w:val="en-US"/>
+        </w:rPr>
+        <w:t>How do you implement token truncation or sliding window memory strategies when context limits are reached?</w:t>
+      </w:r>
+    </w:p>
+    <w:p>
+      <w:pPr>
+        <w:pStyle w:val="Heading1"/>
+        <w:numPr>
+          <w:ilvl w:val="0"/>
+          <w:numId w:val="3"/>
+        </w:numPr>
+        <w:spacing w:before="0"/>
+        <w:rPr>
+          <w:rFonts w:asciiTheme="minorHAnsi" w:hAnsiTheme="minorHAnsi" w:cstheme="minorHAnsi"/>
+          <w:b/>
+          <w:bCs/>
+          <w:color w:val="auto"/>
+          <w:sz w:val="22"/>
+          <w:szCs w:val="22"/>
+          <w:lang w:val="en-US"/>
+        </w:rPr>
+      </w:pPr>
+      <w:r>
+        <w:rPr>
+          <w:rFonts w:asciiTheme="minorHAnsi" w:hAnsiTheme="minorHAnsi" w:cstheme="minorHAnsi"/>
+          <w:b/>
+          <w:bCs/>
+          <w:color w:val="auto"/>
+          <w:sz w:val="22"/>
+          <w:szCs w:val="22"/>
+          <w:lang w:val="en-US"/>
+        </w:rPr>
+        <w:t>What concrete programmatic safeguards can you use to force an LLM to stick strictly to source documents?</w:t>
+      </w:r>
+    </w:p>
+    <w:p>
+      <w:pPr>
+        <w:pStyle w:val="Heading1"/>
+        <w:numPr>
+          <w:ilvl w:val="0"/>
+          <w:numId w:val="3"/>
+        </w:numPr>
+        <w:spacing w:before="0"/>
+        <w:rPr>
+          <w:rFonts w:asciiTheme="minorHAnsi" w:hAnsiTheme="minorHAnsi" w:cstheme="minorHAnsi"/>
+          <w:b/>
+          <w:bCs/>
+          <w:color w:val="auto"/>
+          <w:sz w:val="22"/>
+          <w:szCs w:val="22"/>
+          <w:lang w:val="en-US"/>
+        </w:rPr>
+      </w:pPr>
+      <w:r>
+        <w:rPr>
+          <w:rFonts w:asciiTheme="minorHAnsi" w:hAnsiTheme="minorHAnsi" w:cstheme="minorHAnsi"/>
+          <w:b/>
+          <w:bCs/>
+          <w:color w:val="auto"/>
+          <w:sz w:val="22"/>
+          <w:szCs w:val="22"/>
+          <w:lang w:val="en-US"/>
+        </w:rPr>
+        <w:t>Compare your experience building complex, multi-agent autonomous apps using tools like LangChain, LangGraph, or CrewAI.</w:t>
+      </w:r>
+    </w:p>
+    <w:p>
+      <w:pPr>
+        <w:pStyle w:val="Heading1"/>
+        <w:numPr>
+          <w:ilvl w:val="0"/>
+          <w:numId w:val="3"/>
+        </w:numPr>
+        <w:spacing w:before="0"/>
+        <w:rPr>
+          <w:rFonts w:asciiTheme="minorHAnsi" w:hAnsiTheme="minorHAnsi" w:cstheme="minorHAnsi"/>
+          <w:b/>
+          <w:bCs/>
+          <w:color w:val="auto"/>
+          <w:sz w:val="22"/>
+          <w:szCs w:val="22"/>
+          <w:lang w:val="en-US"/>
+        </w:rPr>
+      </w:pPr>
+      <w:r>
+        <w:rPr>
+          <w:rFonts w:asciiTheme="minorHAnsi" w:hAnsiTheme="minorHAnsi" w:cstheme="minorHAnsi"/>
+          <w:b/>
+          <w:bCs/>
+          <w:color w:val="auto"/>
+          <w:sz w:val="22"/>
+          <w:szCs w:val="22"/>
+          <w:lang w:val="en-US"/>
+        </w:rPr>
+        <w:t>Describe methods to minimize LLM inference time in production, including token streaming and vLLM optimization</w:t>
+      </w:r>
     </w:p>
     <w:sectPr>
       <w:pgSz w:w="11906" w:h="16838"/>
